--- a/django_hr/documents/templates/cdd-6mois.docx
+++ b/django_hr/documents/templates/cdd-6mois.docx
@@ -1,6 +1,6 @@
 
 <file path=word/document.xml><?xml version="1.0" encoding="utf-8"?>
-<w:document xmlns:wpc="http://schemas.microsoft.com/office/word/2010/wordprocessingCanvas" xmlns:cx="http://schemas.microsoft.com/office/drawing/2014/chartex" xmlns:cx1="http://schemas.microsoft.com/office/drawing/2015/9/8/chartex" xmlns:cx2="http://schemas.microsoft.com/office/drawing/2015/10/21/chartex" xmlns:cx3="http://schemas.microsoft.com/office/drawing/2016/5/9/chartex" xmlns:cx4="http://schemas.microsoft.com/office/drawing/2016/5/10/chartex" xmlns:cx5="http://schemas.microsoft.com/office/drawing/2016/5/11/chartex" xmlns:cx6="http://schemas.microsoft.com/office/drawing/2016/5/12/chartex" xmlns:cx7="http://schemas.microsoft.com/office/drawing/2016/5/13/chartex" xmlns:cx8="http://schemas.microsoft.com/office/drawing/2016/5/14/chartex" xmlns:mc="http://schemas.openxmlformats.org/markup-compatibility/2006" xmlns:aink="http://schemas.microsoft.com/office/drawing/2016/ink" xmlns:am3d="http://schemas.microsoft.com/office/drawing/2017/model3d" xmlns:o="urn:schemas-microsoft-com:office:office" xmlns:oel="http://schemas.microsoft.com/office/2019/extlst" xmlns:r="http://schemas.openxmlformats.org/officeDocument/2006/relationships" xmlns:m="http://schemas.openxmlformats.org/officeDocument/2006/math" xmlns:v="urn:schemas-microsoft-com:vml" xmlns:wp14="http://schemas.microsoft.com/office/word/2010/wordprocessingDrawing" xmlns:wp="http://schemas.openxmlformats.org/drawingml/2006/wordprocessingDrawing" xmlns:w10="urn:schemas-microsoft-com:office:word" xmlns:w="http://schemas.openxmlformats.org/wordprocessingml/2006/main" xmlns:w14="http://schemas.microsoft.com/office/word/2010/wordml" xmlns:w15="http://schemas.microsoft.com/office/word/2012/wordml" xmlns:w16cei="http://schemas.microsoft.com/office/word/2026/wordml/cei" xmlns:w16cex="http://schemas.microsoft.com/office/word/2018/wordml/cex" xmlns:w16cid="http://schemas.microsoft.com/office/word/2016/wordml/cid" xmlns:w16="http://schemas.microsoft.com/office/word/2018/wordml" xmlns:w16du="http://schemas.microsoft.com/office/word/2023/wordml/word16du" xmlns:w16sdtdh="http://schemas.microsoft.com/office/word/2020/wordml/sdtdatahash" xmlns:w16sdtfl="http://schemas.microsoft.com/office/word/2024/wordml/sdtformatlock" xmlns:w16se="http://schemas.microsoft.com/office/word/2015/wordml/symex" xmlns:wpg="http://schemas.microsoft.com/office/word/2010/wordprocessingGroup" xmlns:wpi="http://schemas.microsoft.com/office/word/2010/wordprocessingInk" xmlns:wne="http://schemas.microsoft.com/office/word/2006/wordml" xmlns:wps="http://schemas.microsoft.com/office/word/2010/wordprocessingShape" mc:Ignorable="w14 w15 w16se w16cid w16 w16cex w16sdtdh w16sdtfl w16du wp14">
+<w:document xmlns:wpc="http://schemas.microsoft.com/office/word/2010/wordprocessingCanvas" xmlns:cx="http://schemas.microsoft.com/office/drawing/2014/chartex" xmlns:cx1="http://schemas.microsoft.com/office/drawing/2015/9/8/chartex" xmlns:cx2="http://schemas.microsoft.com/office/drawing/2015/10/21/chartex" xmlns:cx3="http://schemas.microsoft.com/office/drawing/2016/5/9/chartex" xmlns:cx4="http://schemas.microsoft.com/office/drawing/2016/5/10/chartex" xmlns:cx5="http://schemas.microsoft.com/office/drawing/2016/5/11/chartex" xmlns:cx6="http://schemas.microsoft.com/office/drawing/2016/5/12/chartex" xmlns:cx7="http://schemas.microsoft.com/office/drawing/2016/5/13/chartex" xmlns:cx8="http://schemas.microsoft.com/office/drawing/2016/5/14/chartex" xmlns:mc="http://schemas.openxmlformats.org/markup-compatibility/2006" xmlns:aink="http://schemas.microsoft.com/office/drawing/2016/ink" xmlns:am3d="http://schemas.microsoft.com/office/drawing/2017/model3d" xmlns:o="urn:schemas-microsoft-com:office:office" xmlns:oel="http://schemas.microsoft.com/office/2019/extlst" xmlns:r="http://schemas.openxmlformats.org/officeDocument/2006/relationships" xmlns:m="http://schemas.openxmlformats.org/officeDocument/2006/math" xmlns:v="urn:schemas-microsoft-com:vml" xmlns:wp14="http://schemas.microsoft.com/office/word/2010/wordprocessingDrawing" xmlns:wp="http://schemas.openxmlformats.org/drawingml/2006/wordprocessingDrawing" xmlns:w10="urn:schemas-microsoft-com:office:word" xmlns:w="http://schemas.openxmlformats.org/wordprocessingml/2006/main" xmlns:w14="http://schemas.microsoft.com/office/word/2010/wordml" xmlns:w15="http://schemas.microsoft.com/office/word/2012/wordml" xmlns:w16cex="http://schemas.microsoft.com/office/word/2018/wordml/cex" xmlns:w16cid="http://schemas.microsoft.com/office/word/2016/wordml/cid" xmlns:w16="http://schemas.microsoft.com/office/word/2018/wordml" xmlns:w16du="http://schemas.microsoft.com/office/word/2023/wordml/word16du" xmlns:w16sdtdh="http://schemas.microsoft.com/office/word/2020/wordml/sdtdatahash" xmlns:w16sdtfl="http://schemas.microsoft.com/office/word/2024/wordml/sdtformatlock" xmlns:w16se="http://schemas.microsoft.com/office/word/2015/wordml/symex" xmlns:wpg="http://schemas.microsoft.com/office/word/2010/wordprocessingGroup" xmlns:wpi="http://schemas.microsoft.com/office/word/2010/wordprocessingInk" xmlns:wne="http://schemas.microsoft.com/office/word/2006/wordml" xmlns:wps="http://schemas.microsoft.com/office/word/2010/wordprocessingShape" mc:Ignorable="w14 w15 w16se w16cid w16 w16cex w16sdtdh w16sdtfl w16du wp14">
   <w:body>
     <w:p>
       <w:pPr>
@@ -133,7 +133,7 @@
               </wp:anchor>
             </w:drawing>
           </mc:Choice>
-          <mc:Fallback>
+          <mc:Fallback xmlns:w16cei="http://schemas.microsoft.com/office/word/2026/wordml/cei">
             <w:pict>
               <v:shape w14:anchorId="3869842D" id="Forme libre 1" o:spid="_x0000_s1026" style="position:absolute;margin-left:9pt;margin-top:1.5pt;width:16.75pt;height:12.75pt;z-index:251675648;visibility:visible;mso-wrap-style:square;mso-wrap-distance-left:9pt;mso-wrap-distance-top:0;mso-wrap-distance-right:9pt;mso-wrap-distance-bottom:0;mso-position-horizontal:absolute;mso-position-horizontal-relative:text;mso-position-vertical:absolute;mso-position-vertical-relative:text;v-text-anchor:top" coordsize="200025,149225" o:spt="100" o:gfxdata="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" adj="-11796480,,5400" path="m,l,149225r200025,l200025,,,xe" strokeweight="1pt">
                 <v:stroke startarrowwidth="narrow" startarrowlength="short" endarrowwidth="narrow" endarrowlength="short" miterlimit="5243f" joinstyle="miter"/>
@@ -281,7 +281,7 @@
               </wp:anchor>
             </w:drawing>
           </mc:Choice>
-          <mc:Fallback>
+          <mc:Fallback xmlns:w16cei="http://schemas.microsoft.com/office/word/2026/wordml/cei">
             <w:pict>
               <v:shape w14:anchorId="070EDF1D" id="Forme libre 2" o:spid="_x0000_s1027" style="position:absolute;margin-left:9pt;margin-top:1.5pt;width:16.75pt;height:12.75pt;z-index:251673600;visibility:visible;mso-wrap-style:square;mso-wrap-distance-left:9pt;mso-wrap-distance-top:0;mso-wrap-distance-right:9pt;mso-wrap-distance-bottom:0;mso-position-horizontal:absolute;mso-position-horizontal-relative:text;mso-position-vertical:absolute;mso-position-vertical-relative:text;v-text-anchor:top" coordsize="200025,149225" o:spt="100" o:gfxdata="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" adj="-11796480,,5400" path="m,l,149225r200025,l200025,,,xe" strokeweight="1pt">
                 <v:stroke startarrowwidth="narrow" startarrowlength="short" endarrowwidth="narrow" endarrowlength="short" miterlimit="5243f" joinstyle="miter"/>
@@ -318,6 +318,7 @@
         </w:rPr>
         <w:t xml:space="preserve">         2</w:t>
       </w:r>
+      <w:proofErr w:type="gramStart"/>
       <w:r>
         <w:rPr>
           <w:sz w:val="28"/>
@@ -331,7 +332,15 @@
           <w:sz w:val="28"/>
           <w:szCs w:val="28"/>
         </w:rPr>
-        <w:t xml:space="preserve">  CDD </w:t>
+        <w:t xml:space="preserve">  CDD</w:t>
+      </w:r>
+      <w:proofErr w:type="gramEnd"/>
+      <w:r>
+        <w:rPr>
+          <w:sz w:val="28"/>
+          <w:szCs w:val="28"/>
+        </w:rPr>
+        <w:t xml:space="preserve"> </w:t>
       </w:r>
       <w:r>
         <w:rPr>
@@ -433,7 +442,7 @@
               </wp:anchor>
             </w:drawing>
           </mc:Choice>
-          <mc:Fallback>
+          <mc:Fallback xmlns:w16cei="http://schemas.microsoft.com/office/word/2026/wordml/cei">
             <w:pict>
               <v:shape w14:anchorId="5E457889" id="Forme libre 3" o:spid="_x0000_s1028" style="position:absolute;margin-left:9pt;margin-top:3.15pt;width:16.75pt;height:12.75pt;z-index:251674624;visibility:visible;mso-wrap-style:square;mso-wrap-distance-left:9pt;mso-wrap-distance-top:0;mso-wrap-distance-right:9pt;mso-wrap-distance-bottom:0;mso-position-horizontal:absolute;mso-position-horizontal-relative:text;mso-position-vertical:absolute;mso-position-vertical-relative:text;v-text-anchor:top" coordsize="200025,149225" o:spt="100" o:gfxdata="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" adj="-11796480,,5400" path="m,l,149225r200025,l200025,,,xe" strokeweight="1pt">
                 <v:stroke startarrowwidth="narrow" startarrowlength="short" endarrowwidth="narrow" endarrowlength="short" miterlimit="5243f" joinstyle="miter"/>
@@ -546,7 +555,7 @@
               </wp:anchor>
             </w:drawing>
           </mc:Choice>
-          <mc:Fallback>
+          <mc:Fallback xmlns:w16cei="http://schemas.microsoft.com/office/word/2026/wordml/cei">
             <w:pict>
               <v:shape w14:anchorId="4470FD71" id="Forme libre 4" o:spid="_x0000_s1029" style="position:absolute;margin-left:7.5pt;margin-top:2.2pt;width:16.75pt;height:12.75pt;z-index:251676672;visibility:visible;mso-wrap-style:square;mso-wrap-distance-left:9pt;mso-wrap-distance-top:0;mso-wrap-distance-right:9pt;mso-wrap-distance-bottom:0;mso-position-horizontal:absolute;mso-position-horizontal-relative:text;mso-position-vertical:absolute;mso-position-vertical-relative:text;v-text-anchor:top" coordsize="200025,149225" o:spt="100" o:gfxdata="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" adj="-11796480,,5400" path="m,l,149225r200025,l200025,,,xe" strokeweight="1pt">
                 <v:stroke startarrowwidth="narrow" startarrowlength="short" endarrowwidth="narrow" endarrowlength="short" miterlimit="5243f" joinstyle="miter"/>
@@ -1129,7 +1138,7 @@
                     </wp:anchor>
                   </w:drawing>
                 </mc:Choice>
-                <mc:Fallback>
+                <mc:Fallback xmlns:w16cei="http://schemas.microsoft.com/office/word/2026/wordml/cei">
                   <w:pict>
                     <v:shape w14:anchorId="3A7BB058" id="Forme libre 17" o:spid="_x0000_s1031" style="position:absolute;margin-left:1.4pt;margin-top:1.7pt;width:12pt;height:10.5pt;z-index:251680768;visibility:visible;mso-wrap-style:square;mso-width-percent:0;mso-height-percent:0;mso-wrap-distance-left:9pt;mso-wrap-distance-top:0;mso-wrap-distance-right:9pt;mso-wrap-distance-bottom:0;mso-position-horizontal:absolute;mso-position-horizontal-relative:text;mso-position-vertical:absolute;mso-position-vertical-relative:text;mso-width-percent:0;mso-height-percent:0;mso-width-relative:margin;mso-height-relative:margin;v-text-anchor:top" coordsize="200025,149225" o:spt="100" o:gfxdata="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" adj="-11796480,,5400" path="m,l,149225r200025,l200025,,,xe" strokeweight="1pt">
                       <v:stroke startarrowwidth="narrow" startarrowlength="short" endarrowwidth="narrow" endarrowlength="short" miterlimit="5243f" joinstyle="miter"/>
@@ -1283,7 +1292,7 @@
                     </wp:anchor>
                   </w:drawing>
                 </mc:Choice>
-                <mc:Fallback>
+                <mc:Fallback xmlns:w16cei="http://schemas.microsoft.com/office/word/2026/wordml/cei">
                   <w:pict>
                     <v:shape w14:anchorId="5C6912DA" id="Forme libre 8" o:spid="_x0000_s1032" style="position:absolute;margin-left:1.4pt;margin-top:3.15pt;width:12pt;height:10.5pt;z-index:251679744;visibility:visible;mso-wrap-style:square;mso-width-percent:0;mso-height-percent:0;mso-wrap-distance-left:9pt;mso-wrap-distance-top:0;mso-wrap-distance-right:9pt;mso-wrap-distance-bottom:0;mso-position-horizontal:absolute;mso-position-horizontal-relative:text;mso-position-vertical:absolute;mso-position-vertical-relative:text;mso-width-percent:0;mso-height-percent:0;mso-width-relative:margin;mso-height-relative:margin;v-text-anchor:top" coordsize="200025,149225" o:spt="100" o:gfxdata="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" adj="-11796480,,5400" path="m,l,149225r200025,l200025,,,xe" strokeweight="1pt">
                       <v:stroke startarrowwidth="narrow" startarrowlength="short" endarrowwidth="narrow" endarrowlength="short" miterlimit="5243f" joinstyle="miter"/>
@@ -1421,7 +1430,7 @@
                     </wp:anchor>
                   </w:drawing>
                 </mc:Choice>
-                <mc:Fallback>
+                <mc:Fallback xmlns:w16cei="http://schemas.microsoft.com/office/word/2026/wordml/cei">
                   <w:pict>
                     <v:shape w14:anchorId="4FA7E9B1" id="_x0000_s1033" style="position:absolute;margin-left:1.4pt;margin-top:1.95pt;width:12pt;height:10.5pt;z-index:251681792;visibility:visible;mso-wrap-style:square;mso-width-percent:0;mso-height-percent:0;mso-wrap-distance-left:9pt;mso-wrap-distance-top:0;mso-wrap-distance-right:9pt;mso-wrap-distance-bottom:0;mso-position-horizontal:absolute;mso-position-horizontal-relative:text;mso-position-vertical:absolute;mso-position-vertical-relative:text;mso-width-percent:0;mso-height-percent:0;mso-width-relative:margin;mso-height-relative:margin;v-text-anchor:top" coordsize="200025,149225" o:spt="100" o:gfxdata="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" adj="-11796480,,5400" path="m,l,149225r200025,l200025,,,xe" strokeweight="1pt">
                       <v:stroke startarrowwidth="narrow" startarrowlength="short" endarrowwidth="narrow" endarrowlength="short" miterlimit="5243f" joinstyle="miter"/>
@@ -1482,12 +1491,21 @@
                 <w:szCs w:val="24"/>
               </w:rPr>
             </w:pPr>
+            <w:proofErr w:type="gramStart"/>
             <w:r>
               <w:rPr>
                 <w:sz w:val="24"/>
                 <w:szCs w:val="24"/>
               </w:rPr>
-              <w:t>LE  RESPONSABLE DES RESSOURCES HUMAINES</w:t>
+              <w:t>LE  RESPONSABLE</w:t>
+            </w:r>
+            <w:proofErr w:type="gramEnd"/>
+            <w:r>
+              <w:rPr>
+                <w:sz w:val="24"/>
+                <w:szCs w:val="24"/>
+              </w:rPr>
+              <w:t xml:space="preserve"> DES RESSOURCES HUMAINES</w:t>
             </w:r>
           </w:p>
         </w:tc>
@@ -1781,667 +1799,24 @@
       <w:pPr>
         <w:ind w:left="2124" w:firstLine="708"/>
       </w:pPr>
-      <w:r>
-        <w:rPr>
-          <w:noProof/>
-        </w:rPr>
-        <w:drawing>
-          <wp:anchor distT="0" distB="0" distL="114300" distR="114300" simplePos="0" relativeHeight="251683840" behindDoc="1" locked="0" layoutInCell="1" allowOverlap="1" wp14:anchorId="5FF93777" wp14:editId="0427643C">
-            <wp:simplePos x="0" y="0"/>
-            <wp:positionH relativeFrom="margin">
-              <wp:align>center</wp:align>
-            </wp:positionH>
-            <wp:positionV relativeFrom="paragraph">
-              <wp:posOffset>132080</wp:posOffset>
-            </wp:positionV>
-            <wp:extent cx="2047843" cy="1049309"/>
-            <wp:effectExtent l="0" t="0" r="0" b="0"/>
-            <wp:wrapNone/>
-            <wp:docPr id="13" name="Image 13"/>
-            <wp:cNvGraphicFramePr>
-              <a:graphicFrameLocks xmlns:a="http://schemas.openxmlformats.org/drawingml/2006/main" noChangeAspect="1"/>
-            </wp:cNvGraphicFramePr>
-            <a:graphic xmlns:a="http://schemas.openxmlformats.org/drawingml/2006/main">
-              <a:graphicData uri="http://schemas.openxmlformats.org/drawingml/2006/picture">
-                <pic:pic xmlns:pic="http://schemas.openxmlformats.org/drawingml/2006/picture">
-                  <pic:nvPicPr>
-                    <pic:cNvPr id="0" name="Picture 1"/>
-                    <pic:cNvPicPr>
-                      <a:picLocks noChangeAspect="1" noChangeArrowheads="1"/>
-                    </pic:cNvPicPr>
-                  </pic:nvPicPr>
-                  <pic:blipFill rotWithShape="1">
-                    <a:blip r:embed="rId6" cstate="print">
-                      <a:extLst>
-                        <a:ext uri="{28A0092B-C50C-407E-A947-70E740481C1C}">
-                          <a14:useLocalDpi xmlns:a14="http://schemas.microsoft.com/office/drawing/2010/main" val="0"/>
-                        </a:ext>
-                      </a:extLst>
-                    </a:blip>
-                    <a:srcRect l="6577" t="11426" r="13853" b="24169"/>
-                    <a:stretch/>
-                  </pic:blipFill>
-                  <pic:spPr bwMode="auto">
-                    <a:xfrm>
-                      <a:off x="0" y="0"/>
-                      <a:ext cx="2047843" cy="1049309"/>
-                    </a:xfrm>
-                    <a:prstGeom prst="rect">
-                      <a:avLst/>
-                    </a:prstGeom>
-                    <a:noFill/>
-                    <a:ln>
-                      <a:noFill/>
-                    </a:ln>
-                    <a:extLst>
-                      <a:ext uri="{53640926-AAD7-44D8-BBD7-CCE9431645EC}">
-                        <a14:shadowObscured xmlns:a14="http://schemas.microsoft.com/office/drawing/2010/main"/>
-                      </a:ext>
-                    </a:extLst>
-                  </pic:spPr>
-                </pic:pic>
-              </a:graphicData>
-            </a:graphic>
-            <wp14:sizeRelH relativeFrom="page">
-              <wp14:pctWidth>0</wp14:pctWidth>
-            </wp14:sizeRelH>
-            <wp14:sizeRelV relativeFrom="page">
-              <wp14:pctHeight>0</wp14:pctHeight>
-            </wp14:sizeRelV>
-          </wp:anchor>
-        </w:drawing>
-      </w:r>
     </w:p>
     <w:p>
       <w:pPr>
         <w:ind w:left="2124" w:firstLine="708"/>
       </w:pPr>
       <w:r>
+        <w:rPr>
+          <w:noProof/>
+        </w:rPr>
         <w:lastRenderedPageBreak/>
-        <w:t xml:space="preserve">       </w:t>
-      </w:r>
-    </w:p>
-    <w:p>
-      <w:pPr>
-        <w:ind w:left="2124" w:firstLine="708"/>
-      </w:pPr>
-      <w:r>
-        <w:t xml:space="preserve">      </w:t>
-      </w:r>
-    </w:p>
-    <w:p/>
-    <w:p>
-      <w:pPr>
-        <w:ind w:left="3540" w:firstLine="708"/>
-      </w:pPr>
-    </w:p>
-    <w:p>
-      <w:pPr>
-        <w:ind w:left="3540" w:firstLine="708"/>
-      </w:pPr>
-      <w:r>
-        <w:t xml:space="preserve">Antananarivo le </w:t>
-      </w:r>
-      <w:proofErr w:type="spellStart"/>
-      <w:r>
-        <w:t>xxxxxxxxx</w:t>
-      </w:r>
-      <w:proofErr w:type="spellEnd"/>
-    </w:p>
-    <w:p>
-      <w:pPr>
-        <w:rPr>
-          <w:b/>
-        </w:rPr>
-      </w:pPr>
-      <w:r>
-        <w:t>M</w:t>
-      </w:r>
-      <w:r>
-        <w:t xml:space="preserve">r / Mme :  </w:t>
-      </w:r>
-    </w:p>
-    <w:p>
-      <w:pPr>
-        <w:rPr>
-          <w:b/>
-        </w:rPr>
-      </w:pPr>
-      <w:r>
-        <w:t>Date d’embauche :</w:t>
-      </w:r>
-      <w:r>
-        <w:rPr>
-          <w:b/>
-        </w:rPr>
-        <w:t xml:space="preserve"> </w:t>
-      </w:r>
-    </w:p>
-    <w:p>
-      <w:pPr>
-        <w:rPr>
-          <w:b/>
-        </w:rPr>
-      </w:pPr>
-      <w:r>
-        <w:t>Fonction :</w:t>
-      </w:r>
-      <w:r>
-        <w:rPr>
-          <w:b/>
-        </w:rPr>
-        <w:t xml:space="preserve"> </w:t>
-      </w:r>
-    </w:p>
-    <w:p>
-      <w:pPr>
-        <w:rPr>
-          <w:b/>
-        </w:rPr>
-      </w:pPr>
-      <w:r>
-        <w:t>Matricule</w:t>
-      </w:r>
-      <w:r>
-        <w:t xml:space="preserve"> : </w:t>
-      </w:r>
-    </w:p>
-    <w:p>
-      <w:r>
-        <w:t>Section</w:t>
-      </w:r>
-      <w:r>
-        <w:rPr>
-          <w:b/>
-        </w:rPr>
-        <w:t> :</w:t>
-      </w:r>
-      <w:r>
-        <w:rPr>
-          <w:b/>
-        </w:rPr>
-        <w:tab/>
-      </w:r>
-      <w:r>
-        <w:rPr>
-          <w:b/>
-        </w:rPr>
-        <w:tab/>
-      </w:r>
-      <w:r>
-        <w:rPr>
-          <w:b/>
-        </w:rPr>
-        <w:tab/>
-      </w:r>
-      <w:r>
-        <w:rPr>
-          <w:b/>
-        </w:rPr>
-        <w:tab/>
-      </w:r>
-      <w:r>
-        <w:rPr>
-          <w:b/>
-        </w:rPr>
-        <w:tab/>
-      </w:r>
-      <w:r>
-        <w:rPr>
-          <w:b/>
-        </w:rPr>
-        <w:tab/>
-      </w:r>
-      <w:r>
-        <w:t>Site :</w:t>
-      </w:r>
-      <w:r>
-        <w:t xml:space="preserve"> </w:t>
-      </w:r>
-    </w:p>
-    <w:p/>
-    <w:p>
-      <w:r>
-        <w:t>1ʳᵉ</w:t>
-      </w:r>
-      <w:r>
-        <w:t xml:space="preserve"> Renouvellement</w:t>
-      </w:r>
-      <w:r>
-        <w:t xml:space="preserve"> </w:t>
-      </w:r>
-    </w:p>
-    <w:p/>
-    <w:p>
-      <w:r>
-        <w:t>Madame/Monsieur,</w:t>
-      </w:r>
-    </w:p>
-    <w:p>
-      <w:pPr>
-        <w:rPr>
-          <w:b/>
-        </w:rPr>
-      </w:pPr>
-      <w:r>
-        <w:t xml:space="preserve">Nous vous informons du renouvellement de votre contrat déterminé allant du </w:t>
-      </w:r>
-      <w:proofErr w:type="spellStart"/>
-      <w:r>
-        <w:rPr>
-          <w:b/>
-        </w:rPr>
-        <w:t>xxxxx</w:t>
-      </w:r>
-      <w:proofErr w:type="spellEnd"/>
-      <w:r>
-        <w:t xml:space="preserve"> au </w:t>
-      </w:r>
-      <w:proofErr w:type="spellStart"/>
-      <w:r>
-        <w:t>xxxxx</w:t>
-      </w:r>
-      <w:proofErr w:type="spellEnd"/>
-      <w:r>
-        <w:rPr>
-          <w:b/>
-        </w:rPr>
-        <w:fldChar w:fldCharType="begin"/>
-      </w:r>
-      <w:r>
-        <w:rPr>
-          <w:b/>
-        </w:rPr>
-        <w:instrText xml:space="preserve"> MERGEFIELD D_Fin_12_en_lettres </w:instrText>
-      </w:r>
-      <w:r>
-        <w:rPr>
-          <w:b/>
-        </w:rPr>
-        <w:fldChar w:fldCharType="separate"/>
-      </w:r>
-      <w:r>
-        <w:rPr>
-          <w:b/>
-        </w:rPr>
-        <w:fldChar w:fldCharType="end"/>
-      </w:r>
-    </w:p>
-    <w:p>
-      <w:pPr>
-        <w:rPr>
-          <w:b/>
-        </w:rPr>
-      </w:pPr>
-      <w:r>
-        <w:t xml:space="preserve">Ny </w:t>
-      </w:r>
-      <w:proofErr w:type="spellStart"/>
-      <w:r>
-        <w:t>orinasa</w:t>
-      </w:r>
-      <w:proofErr w:type="spellEnd"/>
-      <w:r>
-        <w:t xml:space="preserve"> dia </w:t>
-      </w:r>
-      <w:proofErr w:type="spellStart"/>
-      <w:r>
-        <w:t>mampahafantatra</w:t>
-      </w:r>
-      <w:proofErr w:type="spellEnd"/>
-      <w:r>
-        <w:t xml:space="preserve"> </w:t>
-      </w:r>
-      <w:proofErr w:type="spellStart"/>
-      <w:r>
-        <w:t>anao</w:t>
-      </w:r>
-      <w:proofErr w:type="spellEnd"/>
-      <w:r>
-        <w:t xml:space="preserve"> </w:t>
-      </w:r>
-      <w:proofErr w:type="spellStart"/>
-      <w:r>
-        <w:t>ny</w:t>
-      </w:r>
-      <w:proofErr w:type="spellEnd"/>
-      <w:r>
-        <w:t xml:space="preserve"> </w:t>
-      </w:r>
-      <w:proofErr w:type="spellStart"/>
-      <w:r>
-        <w:t>fanavaozana</w:t>
-      </w:r>
-      <w:proofErr w:type="spellEnd"/>
-      <w:r>
-        <w:t xml:space="preserve"> </w:t>
-      </w:r>
-      <w:proofErr w:type="spellStart"/>
-      <w:r>
-        <w:t>indray</w:t>
-      </w:r>
-      <w:proofErr w:type="spellEnd"/>
-      <w:r>
-        <w:t xml:space="preserve"> </w:t>
-      </w:r>
-      <w:proofErr w:type="spellStart"/>
-      <w:r>
-        <w:t>ny</w:t>
-      </w:r>
-      <w:proofErr w:type="spellEnd"/>
-      <w:r>
-        <w:t xml:space="preserve"> </w:t>
-      </w:r>
-      <w:proofErr w:type="spellStart"/>
-      <w:r>
-        <w:t>fifanarahana</w:t>
-      </w:r>
-      <w:proofErr w:type="spellEnd"/>
-      <w:r>
-        <w:t xml:space="preserve"> </w:t>
-      </w:r>
-      <w:proofErr w:type="spellStart"/>
-      <w:r>
-        <w:t>arak’asa</w:t>
-      </w:r>
-      <w:proofErr w:type="spellEnd"/>
-      <w:r>
-        <w:t xml:space="preserve"> </w:t>
-      </w:r>
-      <w:proofErr w:type="spellStart"/>
-      <w:r>
-        <w:t>voafetra</w:t>
-      </w:r>
-      <w:proofErr w:type="spellEnd"/>
-      <w:r>
-        <w:t xml:space="preserve">, </w:t>
-      </w:r>
-      <w:proofErr w:type="spellStart"/>
-      <w:r>
-        <w:t>izay</w:t>
-      </w:r>
-      <w:proofErr w:type="spellEnd"/>
-      <w:r>
-        <w:t xml:space="preserve"> </w:t>
-      </w:r>
-      <w:proofErr w:type="spellStart"/>
-      <w:r>
-        <w:t>manomboka</w:t>
-      </w:r>
-      <w:proofErr w:type="spellEnd"/>
-      <w:r>
-        <w:t xml:space="preserve"> </w:t>
-      </w:r>
-      <w:proofErr w:type="spellStart"/>
-      <w:r>
-        <w:t>ny</w:t>
-      </w:r>
-      <w:proofErr w:type="spellEnd"/>
-      <w:r>
-        <w:t xml:space="preserve"> </w:t>
-      </w:r>
-      <w:proofErr w:type="spellStart"/>
-      <w:r>
-        <w:rPr>
-          <w:b/>
-        </w:rPr>
-        <w:t>xxxxxx</w:t>
-      </w:r>
-      <w:proofErr w:type="spellEnd"/>
-      <w:r>
-        <w:t xml:space="preserve">  </w:t>
-      </w:r>
-      <w:proofErr w:type="spellStart"/>
-      <w:r>
-        <w:t>hatramin’ny</w:t>
-      </w:r>
-      <w:proofErr w:type="spellEnd"/>
-      <w:r>
-        <w:t xml:space="preserve"> </w:t>
-      </w:r>
-      <w:r>
-        <w:rPr>
-          <w:b/>
-        </w:rPr>
-        <w:fldChar w:fldCharType="begin"/>
-      </w:r>
-      <w:r>
-        <w:rPr>
-          <w:b/>
-        </w:rPr>
-        <w:instrText xml:space="preserve"> MERGEFIELD D_Fin_12_en_lettres </w:instrText>
-      </w:r>
-      <w:r>
-        <w:rPr>
-          <w:b/>
-        </w:rPr>
-        <w:fldChar w:fldCharType="separate"/>
-      </w:r>
-      <w:r>
-        <w:rPr>
-          <w:b/>
-          <w:noProof/>
-        </w:rPr>
-        <w:t>xxxxx</w:t>
-      </w:r>
-      <w:r>
-        <w:rPr>
-          <w:b/>
-        </w:rPr>
-        <w:fldChar w:fldCharType="end"/>
-      </w:r>
-    </w:p>
-    <w:p>
-      <w:r>
-        <w:t>Espérant que vos efforts seront toujours continus,</w:t>
-      </w:r>
-    </w:p>
-    <w:p>
-      <w:pPr>
-        <w:rPr>
-          <w:lang w:val="en-US"/>
-        </w:rPr>
-      </w:pPr>
-      <w:proofErr w:type="spellStart"/>
-      <w:r>
-        <w:rPr>
-          <w:lang w:val="en-US"/>
-        </w:rPr>
-        <w:t>Antenaina</w:t>
-      </w:r>
-      <w:proofErr w:type="spellEnd"/>
-      <w:r>
-        <w:rPr>
-          <w:lang w:val="en-US"/>
-        </w:rPr>
-        <w:t xml:space="preserve"> </w:t>
-      </w:r>
-      <w:proofErr w:type="spellStart"/>
-      <w:r>
-        <w:rPr>
-          <w:lang w:val="en-US"/>
-        </w:rPr>
-        <w:t>ny</w:t>
-      </w:r>
-      <w:proofErr w:type="spellEnd"/>
-      <w:r>
-        <w:rPr>
-          <w:lang w:val="en-US"/>
-        </w:rPr>
-        <w:t xml:space="preserve"> </w:t>
-      </w:r>
-      <w:proofErr w:type="spellStart"/>
-      <w:r>
-        <w:rPr>
-          <w:lang w:val="en-US"/>
-        </w:rPr>
-        <w:t>hitohizan’ny</w:t>
-      </w:r>
-      <w:proofErr w:type="spellEnd"/>
-      <w:r>
-        <w:rPr>
-          <w:lang w:val="en-US"/>
-        </w:rPr>
-        <w:t xml:space="preserve"> </w:t>
-      </w:r>
-      <w:proofErr w:type="spellStart"/>
-      <w:r>
-        <w:rPr>
-          <w:lang w:val="en-US"/>
-        </w:rPr>
-        <w:t>ezaka</w:t>
-      </w:r>
-      <w:proofErr w:type="spellEnd"/>
-      <w:r>
-        <w:rPr>
-          <w:lang w:val="en-US"/>
-        </w:rPr>
-        <w:t xml:space="preserve"> </w:t>
-      </w:r>
-      <w:proofErr w:type="spellStart"/>
-      <w:r>
-        <w:rPr>
-          <w:lang w:val="en-US"/>
-        </w:rPr>
-        <w:t>izay</w:t>
-      </w:r>
-      <w:proofErr w:type="spellEnd"/>
-      <w:r>
-        <w:rPr>
-          <w:lang w:val="en-US"/>
-        </w:rPr>
-        <w:t xml:space="preserve"> </w:t>
-      </w:r>
-      <w:proofErr w:type="spellStart"/>
-      <w:r>
-        <w:rPr>
-          <w:lang w:val="en-US"/>
-        </w:rPr>
-        <w:t>ataonao</w:t>
-      </w:r>
-      <w:proofErr w:type="spellEnd"/>
-      <w:r>
-        <w:rPr>
-          <w:lang w:val="en-US"/>
-        </w:rPr>
-        <w:t xml:space="preserve">. </w:t>
-      </w:r>
-    </w:p>
-    <w:p>
-      <w:r>
-        <w:t>Veuillez agréer nos salutations cordiales.</w:t>
-      </w:r>
-    </w:p>
-    <w:p/>
-    <w:p>
-      <w:r>
-        <w:tab/>
-        <w:t xml:space="preserve">L’Employé(e), </w:t>
-      </w:r>
-      <w:r>
-        <w:tab/>
-      </w:r>
-      <w:r>
-        <w:tab/>
-      </w:r>
-      <w:r>
-        <w:tab/>
-      </w:r>
-      <w:r>
-        <w:tab/>
-      </w:r>
-      <w:r>
-        <w:tab/>
-      </w:r>
-      <w:r>
-        <w:tab/>
-      </w:r>
-      <w:r>
-        <w:tab/>
-      </w:r>
-      <w:r>
-        <w:t xml:space="preserve">    </w:t>
-      </w:r>
-      <w:r>
-        <w:t>L’Employeur</w:t>
-      </w:r>
-      <w:r>
-        <w:tab/>
-      </w:r>
-      <w:r>
-        <w:tab/>
-      </w:r>
-      <w:r>
-        <w:tab/>
-      </w:r>
-      <w:r>
-        <w:tab/>
-      </w:r>
-      <w:r>
-        <w:tab/>
-      </w:r>
-      <w:r>
-        <w:tab/>
-      </w:r>
-      <w:r>
-        <w:tab/>
-      </w:r>
-      <w:r>
-        <w:tab/>
-      </w:r>
-      <w:r>
-        <w:tab/>
-      </w:r>
-    </w:p>
-    <w:p/>
-    <w:p/>
-    <w:p/>
-    <w:p>
-      <w:r>
-        <w:tab/>
-      </w:r>
-      <w:r>
-        <w:tab/>
-      </w:r>
-      <w:r>
-        <w:tab/>
-      </w:r>
-      <w:r>
-        <w:tab/>
-      </w:r>
-      <w:r>
-        <w:tab/>
-      </w:r>
-      <w:r>
-        <w:tab/>
-      </w:r>
-      <w:r>
-        <w:tab/>
-      </w:r>
-      <w:r>
-        <w:tab/>
-      </w:r>
-      <w:r>
-        <w:tab/>
-        <w:t xml:space="preserve">  </w:t>
-      </w:r>
-    </w:p>
-    <w:p>
-      <w:pPr>
-        <w:ind w:left="2124" w:firstLine="708"/>
-      </w:pPr>
-      <w:r>
-        <w:rPr>
-          <w:noProof/>
-        </w:rPr>
         <w:drawing>
-          <wp:anchor distT="0" distB="0" distL="114300" distR="114300" simplePos="0" relativeHeight="251685888" behindDoc="1" locked="0" layoutInCell="1" allowOverlap="1" wp14:anchorId="7D67E6A9" wp14:editId="02883BD7">
+          <wp:anchor distT="0" distB="0" distL="114300" distR="114300" simplePos="0" relativeHeight="251685888" behindDoc="1" locked="0" layoutInCell="1" allowOverlap="1" wp14:anchorId="7D67E6A9" wp14:editId="730F7DE9">
             <wp:simplePos x="0" y="0"/>
             <wp:positionH relativeFrom="margin">
-              <wp:posOffset>2057400</wp:posOffset>
+              <wp:posOffset>1676400</wp:posOffset>
             </wp:positionH>
             <wp:positionV relativeFrom="paragraph">
-              <wp:posOffset>8255</wp:posOffset>
+              <wp:posOffset>306070</wp:posOffset>
             </wp:positionV>
             <wp:extent cx="2047843" cy="1049309"/>
             <wp:effectExtent l="0" t="0" r="0" b="0"/>
@@ -2500,14 +1875,16 @@
           </wp:anchor>
         </w:drawing>
       </w:r>
+      <w:r>
+        <w:t xml:space="preserve">       </w:t>
+      </w:r>
     </w:p>
     <w:p>
       <w:pPr>
         <w:ind w:left="2124" w:firstLine="708"/>
       </w:pPr>
       <w:r>
-        <w:lastRenderedPageBreak/>
-        <w:t xml:space="preserve">             </w:t>
+        <w:t xml:space="preserve">      </w:t>
       </w:r>
     </w:p>
     <w:p/>
@@ -2520,23 +1897,203 @@
       <w:pPr>
         <w:ind w:left="3540" w:firstLine="708"/>
       </w:pPr>
-      <w:r>
-        <w:t>Antananarivo le</w:t>
-      </w:r>
-      <w:r>
+    </w:p>
+    <w:p>
+      <w:pPr>
+        <w:ind w:left="3540" w:firstLine="708"/>
+      </w:pPr>
+    </w:p>
+    <w:p>
+      <w:pPr>
+        <w:ind w:left="3540" w:firstLine="708"/>
+      </w:pPr>
+      <w:r>
+        <w:t xml:space="preserve">Antananarivo le </w:t>
+      </w:r>
+      <w:proofErr w:type="spellStart"/>
+      <w:r>
+        <w:t>xxxxxxxxx</w:t>
+      </w:r>
+      <w:proofErr w:type="spellEnd"/>
+    </w:p>
+    <w:p>
+      <w:pPr>
         <w:rPr>
           <w:b/>
         </w:rPr>
+      </w:pPr>
+      <w:r>
+        <w:t>M</w:t>
+      </w:r>
+      <w:r>
+        <w:t xml:space="preserve">r / Mme :  </w:t>
+      </w:r>
+    </w:p>
+    <w:p>
+      <w:pPr>
+        <w:rPr>
+          <w:b/>
+        </w:rPr>
+      </w:pPr>
+      <w:r>
+        <w:t>Date d’embauche :</w:t>
+      </w:r>
+      <w:r>
+        <w:rPr>
+          <w:b/>
+        </w:rPr>
         <w:t xml:space="preserve"> </w:t>
       </w:r>
+    </w:p>
+    <w:p>
+      <w:pPr>
+        <w:rPr>
+          <w:b/>
+        </w:rPr>
+      </w:pPr>
+      <w:r>
+        <w:t>Fonction :</w:t>
+      </w:r>
+      <w:r>
+        <w:rPr>
+          <w:b/>
+        </w:rPr>
+        <w:t xml:space="preserve"> </w:t>
+      </w:r>
+    </w:p>
+    <w:p>
+      <w:pPr>
+        <w:rPr>
+          <w:b/>
+        </w:rPr>
+      </w:pPr>
+      <w:r>
+        <w:t>Matricule</w:t>
+      </w:r>
+      <w:r>
+        <w:t xml:space="preserve"> : </w:t>
+      </w:r>
+    </w:p>
+    <w:p>
+      <w:r>
+        <w:t>Section</w:t>
+      </w:r>
+      <w:r>
+        <w:rPr>
+          <w:b/>
+        </w:rPr>
+        <w:t> :</w:t>
+      </w:r>
+      <w:r>
+        <w:rPr>
+          <w:b/>
+        </w:rPr>
+        <w:tab/>
+      </w:r>
+      <w:r>
+        <w:rPr>
+          <w:b/>
+        </w:rPr>
+        <w:tab/>
+      </w:r>
+      <w:r>
+        <w:rPr>
+          <w:b/>
+        </w:rPr>
+        <w:tab/>
+      </w:r>
+      <w:r>
+        <w:rPr>
+          <w:b/>
+        </w:rPr>
+        <w:tab/>
+      </w:r>
+      <w:r>
+        <w:rPr>
+          <w:b/>
+        </w:rPr>
+        <w:tab/>
+      </w:r>
+      <w:r>
+        <w:rPr>
+          <w:b/>
+        </w:rPr>
+        <w:tab/>
+      </w:r>
+      <w:r>
+        <w:t>Site :</w:t>
+      </w:r>
+      <w:r>
+        <w:t xml:space="preserve"> </w:t>
+      </w:r>
+    </w:p>
+    <w:p/>
+    <w:p>
+      <w:r>
+        <w:t>1ʳᵉ</w:t>
+      </w:r>
+      <w:r>
+        <w:t xml:space="preserve"> Renouvellement</w:t>
+      </w:r>
+      <w:r>
+        <w:t xml:space="preserve"> </w:t>
+      </w:r>
+    </w:p>
+    <w:p/>
+    <w:p>
+      <w:r>
+        <w:t>Madame/Monsieur,</w:t>
+      </w:r>
+    </w:p>
+    <w:p>
+      <w:pPr>
+        <w:rPr>
+          <w:b/>
+        </w:rPr>
+      </w:pPr>
+      <w:r>
+        <w:t xml:space="preserve">Nous vous informons du renouvellement de votre contrat déterminé allant du </w:t>
+      </w:r>
       <w:proofErr w:type="spellStart"/>
       <w:r>
         <w:rPr>
           <w:b/>
         </w:rPr>
-        <w:t>xxxxxxxxx</w:t>
+        <w:t>xxxxx</w:t>
       </w:r>
       <w:proofErr w:type="spellEnd"/>
+      <w:r>
+        <w:t xml:space="preserve"> au </w:t>
+      </w:r>
+      <w:proofErr w:type="spellStart"/>
+      <w:r>
+        <w:t>xxxxx</w:t>
+      </w:r>
+      <w:proofErr w:type="spellEnd"/>
+      <w:r>
+        <w:rPr>
+          <w:b/>
+        </w:rPr>
+        <w:fldChar w:fldCharType="begin"/>
+      </w:r>
+      <w:r>
+        <w:rPr>
+          <w:b/>
+        </w:rPr>
+        <w:instrText xml:space="preserve"> MERGEFIELD D_Fin_12_en_lettres </w:instrText>
+      </w:r>
+      <w:r>
+        <w:rPr>
+          <w:b/>
+        </w:rPr>
+        <w:fldChar w:fldCharType="separate"/>
+      </w:r>
+      <w:r>
+        <w:rPr>
+          <w:b/>
+        </w:rPr>
+        <w:fldChar w:fldCharType="end"/>
+      </w:r>
     </w:p>
     <w:p>
       <w:pPr>
@@ -2545,291 +2102,164 @@
         </w:rPr>
       </w:pPr>
       <w:r>
-        <w:t>M</w:t>
-      </w:r>
-      <w:r>
-        <w:t xml:space="preserve">r / Mme :  </w:t>
-      </w:r>
-    </w:p>
-    <w:p>
-      <w:pPr>
+        <w:t xml:space="preserve">Ny </w:t>
+      </w:r>
+      <w:proofErr w:type="spellStart"/>
+      <w:r>
+        <w:t>orinasa</w:t>
+      </w:r>
+      <w:proofErr w:type="spellEnd"/>
+      <w:r>
+        <w:t xml:space="preserve"> dia </w:t>
+      </w:r>
+      <w:proofErr w:type="spellStart"/>
+      <w:r>
+        <w:t>mampahafantatra</w:t>
+      </w:r>
+      <w:proofErr w:type="spellEnd"/>
+      <w:r>
+        <w:t xml:space="preserve"> </w:t>
+      </w:r>
+      <w:proofErr w:type="spellStart"/>
+      <w:r>
+        <w:t>anao</w:t>
+      </w:r>
+      <w:proofErr w:type="spellEnd"/>
+      <w:r>
+        <w:t xml:space="preserve"> </w:t>
+      </w:r>
+      <w:proofErr w:type="spellStart"/>
+      <w:r>
+        <w:t>ny</w:t>
+      </w:r>
+      <w:proofErr w:type="spellEnd"/>
+      <w:r>
+        <w:t xml:space="preserve"> </w:t>
+      </w:r>
+      <w:proofErr w:type="spellStart"/>
+      <w:r>
+        <w:t>fanavaozana</w:t>
+      </w:r>
+      <w:proofErr w:type="spellEnd"/>
+      <w:r>
+        <w:t xml:space="preserve"> </w:t>
+      </w:r>
+      <w:proofErr w:type="spellStart"/>
+      <w:r>
+        <w:t>indray</w:t>
+      </w:r>
+      <w:proofErr w:type="spellEnd"/>
+      <w:r>
+        <w:t xml:space="preserve"> </w:t>
+      </w:r>
+      <w:proofErr w:type="spellStart"/>
+      <w:r>
+        <w:t>ny</w:t>
+      </w:r>
+      <w:proofErr w:type="spellEnd"/>
+      <w:r>
+        <w:t xml:space="preserve"> </w:t>
+      </w:r>
+      <w:proofErr w:type="spellStart"/>
+      <w:r>
+        <w:t>fifanarahana</w:t>
+      </w:r>
+      <w:proofErr w:type="spellEnd"/>
+      <w:r>
+        <w:t xml:space="preserve"> </w:t>
+      </w:r>
+      <w:proofErr w:type="spellStart"/>
+      <w:r>
+        <w:t>arak’asa</w:t>
+      </w:r>
+      <w:proofErr w:type="spellEnd"/>
+      <w:r>
+        <w:t xml:space="preserve"> </w:t>
+      </w:r>
+      <w:proofErr w:type="spellStart"/>
+      <w:r>
+        <w:t>voafetra</w:t>
+      </w:r>
+      <w:proofErr w:type="spellEnd"/>
+      <w:r>
+        <w:t xml:space="preserve">, </w:t>
+      </w:r>
+      <w:proofErr w:type="spellStart"/>
+      <w:r>
+        <w:t>izay</w:t>
+      </w:r>
+      <w:proofErr w:type="spellEnd"/>
+      <w:r>
+        <w:t xml:space="preserve"> </w:t>
+      </w:r>
+      <w:proofErr w:type="spellStart"/>
+      <w:r>
+        <w:t>manomboka</w:t>
+      </w:r>
+      <w:proofErr w:type="spellEnd"/>
+      <w:r>
+        <w:t xml:space="preserve"> </w:t>
+      </w:r>
+      <w:proofErr w:type="spellStart"/>
+      <w:r>
+        <w:t>ny</w:t>
+      </w:r>
+      <w:proofErr w:type="spellEnd"/>
+      <w:r>
+        <w:t xml:space="preserve"> </w:t>
+      </w:r>
+      <w:proofErr w:type="spellStart"/>
+      <w:proofErr w:type="gramStart"/>
+      <w:r>
         <w:rPr>
           <w:b/>
         </w:rPr>
-      </w:pPr>
-      <w:r>
-        <w:t>Date d’embauche :</w:t>
+        <w:t>xxxxxx</w:t>
+      </w:r>
+      <w:proofErr w:type="spellEnd"/>
+      <w:r>
+        <w:t xml:space="preserve">  </w:t>
+      </w:r>
+      <w:proofErr w:type="spellStart"/>
+      <w:r>
+        <w:t>hatramin’ny</w:t>
+      </w:r>
+      <w:proofErr w:type="spellEnd"/>
+      <w:proofErr w:type="gramEnd"/>
+      <w:r>
+        <w:t xml:space="preserve"> </w:t>
       </w:r>
       <w:r>
         <w:rPr>
           <w:b/>
         </w:rPr>
-        <w:t xml:space="preserve"> </w:t>
-      </w:r>
-    </w:p>
-    <w:p>
-      <w:pPr>
+        <w:fldChar w:fldCharType="begin"/>
+      </w:r>
+      <w:r>
         <w:rPr>
           <w:b/>
         </w:rPr>
-      </w:pPr>
-      <w:r>
-        <w:t>Fonction :</w:t>
+        <w:instrText xml:space="preserve"> MERGEFIELD D_Fin_12_en_lettres </w:instrText>
       </w:r>
       <w:r>
         <w:rPr>
           <w:b/>
         </w:rPr>
-        <w:t xml:space="preserve"> </w:t>
-      </w:r>
-    </w:p>
-    <w:p>
-      <w:pPr>
+        <w:fldChar w:fldCharType="separate"/>
+      </w:r>
+      <w:r>
         <w:rPr>
           <w:b/>
-        </w:rPr>
-      </w:pPr>
-      <w:r>
-        <w:t>Matricule</w:t>
-      </w:r>
-      <w:r>
-        <w:t xml:space="preserve"> : </w:t>
-      </w:r>
-    </w:p>
-    <w:p>
-      <w:r>
-        <w:t>Section</w:t>
+          <w:noProof/>
+        </w:rPr>
+        <w:t>xxxxx</w:t>
       </w:r>
       <w:r>
         <w:rPr>
           <w:b/>
         </w:rPr>
-        <w:t> :</w:t>
-      </w:r>
-      <w:r>
-        <w:rPr>
-          <w:b/>
-        </w:rPr>
-        <w:tab/>
-      </w:r>
-      <w:r>
-        <w:rPr>
-          <w:b/>
-        </w:rPr>
-        <w:tab/>
-      </w:r>
-      <w:r>
-        <w:rPr>
-          <w:b/>
-        </w:rPr>
-        <w:tab/>
-      </w:r>
-      <w:r>
-        <w:rPr>
-          <w:b/>
-        </w:rPr>
-        <w:tab/>
-      </w:r>
-      <w:r>
-        <w:rPr>
-          <w:b/>
-        </w:rPr>
-        <w:tab/>
-      </w:r>
-      <w:r>
-        <w:rPr>
-          <w:b/>
-        </w:rPr>
-        <w:tab/>
-      </w:r>
-      <w:r>
-        <w:t>Site :</w:t>
-      </w:r>
-      <w:r>
-        <w:t xml:space="preserve"> </w:t>
-      </w:r>
-    </w:p>
-    <w:p/>
-    <w:p>
-      <w:r>
-        <w:t xml:space="preserve">1ʳᵉ Renouvellement </w:t>
-      </w:r>
-    </w:p>
-    <w:p/>
-    <w:p>
-      <w:r>
-        <w:t>Madame/Monsieur,</w:t>
-      </w:r>
-    </w:p>
-    <w:p>
-      <w:pPr>
-        <w:rPr>
-          <w:b/>
-        </w:rPr>
-      </w:pPr>
-      <w:r>
-        <w:t xml:space="preserve">Nous vous informons du renouvellement de votre contrat déterminé allant du </w:t>
-      </w:r>
-      <w:proofErr w:type="spellStart"/>
-      <w:r>
-        <w:rPr>
-          <w:b/>
-        </w:rPr>
-        <w:t>xxxxxx</w:t>
-      </w:r>
-      <w:proofErr w:type="spellEnd"/>
-      <w:r>
-        <w:t xml:space="preserve"> au </w:t>
-      </w:r>
-      <w:proofErr w:type="spellStart"/>
-      <w:r>
-        <w:rPr>
-          <w:b/>
-        </w:rPr>
-        <w:t>xxxxxxxxxxxxx</w:t>
-      </w:r>
-      <w:proofErr w:type="spellEnd"/>
-    </w:p>
-    <w:p>
-      <w:pPr>
-        <w:rPr>
-          <w:b/>
-        </w:rPr>
-      </w:pPr>
-      <w:r>
-        <w:t xml:space="preserve">Ny </w:t>
-      </w:r>
-      <w:proofErr w:type="spellStart"/>
-      <w:r>
-        <w:t>orinasa</w:t>
-      </w:r>
-      <w:proofErr w:type="spellEnd"/>
-      <w:r>
-        <w:t xml:space="preserve"> dia </w:t>
-      </w:r>
-      <w:proofErr w:type="spellStart"/>
-      <w:r>
-        <w:t>mampahafantatra</w:t>
-      </w:r>
-      <w:proofErr w:type="spellEnd"/>
-      <w:r>
-        <w:t xml:space="preserve"> </w:t>
-      </w:r>
-      <w:proofErr w:type="spellStart"/>
-      <w:r>
-        <w:t>anao</w:t>
-      </w:r>
-      <w:proofErr w:type="spellEnd"/>
-      <w:r>
-        <w:t xml:space="preserve"> </w:t>
-      </w:r>
-      <w:proofErr w:type="spellStart"/>
-      <w:r>
-        <w:t>ny</w:t>
-      </w:r>
-      <w:proofErr w:type="spellEnd"/>
-      <w:r>
-        <w:t xml:space="preserve"> </w:t>
-      </w:r>
-      <w:proofErr w:type="spellStart"/>
-      <w:r>
-        <w:t>fanavaozana</w:t>
-      </w:r>
-      <w:proofErr w:type="spellEnd"/>
-      <w:r>
-        <w:t xml:space="preserve"> </w:t>
-      </w:r>
-      <w:proofErr w:type="spellStart"/>
-      <w:r>
-        <w:t>indray</w:t>
-      </w:r>
-      <w:proofErr w:type="spellEnd"/>
-      <w:r>
-        <w:t xml:space="preserve"> </w:t>
-      </w:r>
-      <w:proofErr w:type="spellStart"/>
-      <w:r>
-        <w:t>ny</w:t>
-      </w:r>
-      <w:proofErr w:type="spellEnd"/>
-      <w:r>
-        <w:t xml:space="preserve"> </w:t>
-      </w:r>
-      <w:proofErr w:type="spellStart"/>
-      <w:r>
-        <w:t>fifanarahana</w:t>
-      </w:r>
-      <w:proofErr w:type="spellEnd"/>
-      <w:r>
-        <w:t xml:space="preserve"> </w:t>
-      </w:r>
-      <w:proofErr w:type="spellStart"/>
-      <w:r>
-        <w:t>arak’asa</w:t>
-      </w:r>
-      <w:proofErr w:type="spellEnd"/>
-      <w:r>
-        <w:t xml:space="preserve"> </w:t>
-      </w:r>
-      <w:proofErr w:type="spellStart"/>
-      <w:r>
-        <w:t>voafetra</w:t>
-      </w:r>
-      <w:proofErr w:type="spellEnd"/>
-      <w:r>
-        <w:t xml:space="preserve">, </w:t>
-      </w:r>
-      <w:proofErr w:type="spellStart"/>
-      <w:r>
-        <w:t>izay</w:t>
-      </w:r>
-      <w:proofErr w:type="spellEnd"/>
-      <w:r>
-        <w:t xml:space="preserve"> </w:t>
-      </w:r>
-      <w:proofErr w:type="spellStart"/>
-      <w:r>
-        <w:t>manomboka</w:t>
-      </w:r>
-      <w:proofErr w:type="spellEnd"/>
-      <w:r>
-        <w:t xml:space="preserve"> </w:t>
-      </w:r>
-      <w:proofErr w:type="spellStart"/>
-      <w:r>
-        <w:t>ny</w:t>
-      </w:r>
-      <w:proofErr w:type="spellEnd"/>
-      <w:r>
-        <w:t xml:space="preserve"> </w:t>
-      </w:r>
-      <w:proofErr w:type="spellStart"/>
-      <w:r>
-        <w:rPr>
-          <w:b/>
-        </w:rPr>
-        <w:t>xxxxxxxxx</w:t>
-      </w:r>
-      <w:proofErr w:type="spellEnd"/>
-      <w:r>
-        <w:t xml:space="preserve">  </w:t>
-      </w:r>
-      <w:proofErr w:type="spellStart"/>
-      <w:r>
-        <w:t>hatramin’ny</w:t>
-      </w:r>
-      <w:proofErr w:type="spellEnd"/>
-      <w:r>
-        <w:t xml:space="preserve"> </w:t>
-      </w:r>
-      <w:proofErr w:type="spellStart"/>
-      <w:r>
-        <w:rPr>
-          <w:b/>
-        </w:rPr>
-        <w:t>xxxxxxxxxxxxxxx</w:t>
-      </w:r>
-      <w:proofErr w:type="spellEnd"/>
+        <w:fldChar w:fldCharType="end"/>
+      </w:r>
     </w:p>
     <w:p>
       <w:r>
@@ -2952,98 +2382,129 @@
       </w:r>
       <w:r>
         <w:tab/>
+      </w:r>
+      <w:r>
+        <w:tab/>
+      </w:r>
+      <w:r>
+        <w:tab/>
+      </w:r>
+      <w:r>
+        <w:t xml:space="preserve">    </w:t>
+      </w:r>
+      <w:r>
+        <w:t>L’Employeur</w:t>
+      </w:r>
+      <w:r>
+        <w:tab/>
+      </w:r>
+      <w:r>
+        <w:tab/>
+      </w:r>
+      <w:r>
+        <w:tab/>
+      </w:r>
+      <w:r>
+        <w:tab/>
+      </w:r>
+      <w:r>
+        <w:tab/>
+      </w:r>
+      <w:r>
+        <w:tab/>
+      </w:r>
+      <w:r>
+        <w:tab/>
+      </w:r>
+      <w:r>
+        <w:tab/>
+      </w:r>
+      <w:r>
+        <w:tab/>
+      </w:r>
+    </w:p>
+    <w:p/>
+    <w:p/>
+    <w:p/>
+    <w:p>
+      <w:r>
+        <w:tab/>
+      </w:r>
+      <w:r>
+        <w:tab/>
+      </w:r>
+      <w:r>
+        <w:tab/>
+      </w:r>
+      <w:r>
+        <w:tab/>
+      </w:r>
+      <w:r>
+        <w:tab/>
+      </w:r>
+      <w:r>
+        <w:tab/>
+      </w:r>
+      <w:r>
+        <w:tab/>
+      </w:r>
+      <w:r>
+        <w:tab/>
+      </w:r>
+      <w:r>
+        <w:tab/>
         <w:t xml:space="preserve">  </w:t>
       </w:r>
-      <w:r>
-        <w:tab/>
-      </w:r>
-      <w:r>
-        <w:tab/>
-      </w:r>
-      <w:r>
-        <w:t xml:space="preserve">  </w:t>
-      </w:r>
-      <w:r>
-        <w:t>L’Employeur</w:t>
-      </w:r>
-      <w:r>
-        <w:tab/>
-      </w:r>
-      <w:r>
-        <w:tab/>
-      </w:r>
-      <w:r>
-        <w:tab/>
-      </w:r>
-      <w:r>
-        <w:tab/>
-      </w:r>
-      <w:r>
-        <w:tab/>
-      </w:r>
-      <w:r>
-        <w:tab/>
-      </w:r>
-      <w:r>
-        <w:tab/>
-      </w:r>
-      <w:r>
-        <w:tab/>
-      </w:r>
-      <w:r>
-        <w:tab/>
-      </w:r>
-    </w:p>
-    <w:p/>
-    <w:p>
-      <w:r>
-        <w:tab/>
-      </w:r>
-      <w:r>
-        <w:tab/>
-      </w:r>
-      <w:r>
-        <w:tab/>
-      </w:r>
-      <w:r>
-        <w:tab/>
-      </w:r>
-      <w:r>
-        <w:tab/>
-      </w:r>
-      <w:r>
-        <w:tab/>
-      </w:r>
-      <w:r>
-        <w:tab/>
-      </w:r>
-      <w:r>
-        <w:tab/>
-      </w:r>
-    </w:p>
-    <w:p/>
+    </w:p>
     <w:p>
       <w:pPr>
-        <w:ind w:left="708"/>
-        <w:rPr>
-          <w:sz w:val="24"/>
-          <w:szCs w:val="24"/>
-        </w:rPr>
+        <w:ind w:left="2124" w:firstLine="708"/>
       </w:pPr>
     </w:p>
+    <w:p>
+      <w:pPr>
+        <w:ind w:left="2124" w:firstLine="708"/>
+      </w:pPr>
+      <w:r>
+        <w:t xml:space="preserve">             </w:t>
+      </w:r>
+      <w:r>
+        <w:tab/>
+      </w:r>
+      <w:r>
+        <w:tab/>
+      </w:r>
+      <w:r>
+        <w:tab/>
+      </w:r>
+      <w:r>
+        <w:tab/>
+      </w:r>
+      <w:r>
+        <w:tab/>
+      </w:r>
+      <w:r>
+        <w:tab/>
+      </w:r>
+      <w:r>
+        <w:tab/>
+      </w:r>
+    </w:p>
     <w:sectPr>
-      <w:headerReference w:type="default" r:id="rId7"/>
+      <w:headerReference w:type="even" r:id="rId7"/>
+      <w:headerReference w:type="default" r:id="rId8"/>
       <w:pgSz w:w="11906" w:h="16838"/>
       <w:pgMar w:top="851" w:right="1418" w:bottom="284" w:left="1418" w:header="709" w:footer="709" w:gutter="0"/>
       <w:pgNumType w:start="1"/>
       <w:cols w:space="720"/>
+      <w:docGrid w:linePitch="299"/>
     </w:sectPr>
   </w:body>
 </w:document>
 </file>
 
 <file path=word/endnotes.xml><?xml version="1.0" encoding="utf-8"?>
-<w:endnotes xmlns:wpc="http://schemas.microsoft.com/office/word/2010/wordprocessingCanvas" xmlns:cx="http://schemas.microsoft.com/office/drawing/2014/chartex" xmlns:cx1="http://schemas.microsoft.com/office/drawing/2015/9/8/chartex" xmlns:cx2="http://schemas.microsoft.com/office/drawing/2015/10/21/chartex" xmlns:cx3="http://schemas.microsoft.com/office/drawing/2016/5/9/chartex" xmlns:cx4="http://schemas.microsoft.com/office/drawing/2016/5/10/chartex" xmlns:cx5="http://schemas.microsoft.com/office/drawing/2016/5/11/chartex" xmlns:cx6="http://schemas.microsoft.com/office/drawing/2016/5/12/chartex" xmlns:cx7="http://schemas.microsoft.com/office/drawing/2016/5/13/chartex" xmlns:cx8="http://schemas.microsoft.com/office/drawing/2016/5/14/chartex" xmlns:mc="http://schemas.openxmlformats.org/markup-compatibility/2006" xmlns:aink="http://schemas.microsoft.com/office/drawing/2016/ink" xmlns:am3d="http://schemas.microsoft.com/office/drawing/2017/model3d" xmlns:o="urn:schemas-microsoft-com:office:office" xmlns:oel="http://schemas.microsoft.com/office/2019/extlst" xmlns:r="http://schemas.openxmlformats.org/officeDocument/2006/relationships" xmlns:m="http://schemas.openxmlformats.org/officeDocument/2006/math" xmlns:v="urn:schemas-microsoft-com:vml" xmlns:wp14="http://schemas.microsoft.com/office/word/2010/wordprocessingDrawing" xmlns:wp="http://schemas.openxmlformats.org/drawingml/2006/wordprocessingDrawing" xmlns:w10="urn:schemas-microsoft-com:office:word" xmlns:w="http://schemas.openxmlformats.org/wordprocessingml/2006/main" xmlns:w14="http://schemas.microsoft.com/office/word/2010/wordml" xmlns:w15="http://schemas.microsoft.com/office/word/2012/wordml" xmlns:w16cei="http://schemas.microsoft.com/office/word/2026/wordml/cei" xmlns:w16cex="http://schemas.microsoft.com/office/word/2018/wordml/cex" xmlns:w16cid="http://schemas.microsoft.com/office/word/2016/wordml/cid" xmlns:w16="http://schemas.microsoft.com/office/word/2018/wordml" xmlns:w16du="http://schemas.microsoft.com/office/word/2023/wordml/word16du" xmlns:w16sdtdh="http://schemas.microsoft.com/office/word/2020/wordml/sdtdatahash" xmlns:w16sdtfl="http://schemas.microsoft.com/office/word/2024/wordml/sdtformatlock" xmlns:w16se="http://schemas.microsoft.com/office/word/2015/wordml/symex" xmlns:wpg="http://schemas.microsoft.com/office/word/2010/wordprocessingGroup" xmlns:wpi="http://schemas.microsoft.com/office/word/2010/wordprocessingInk" xmlns:wne="http://schemas.microsoft.com/office/word/2006/wordml" xmlns:wps="http://schemas.microsoft.com/office/word/2010/wordprocessingShape" mc:Ignorable="w14 w15 w16se w16cid w16 w16cex w16sdtdh w16sdtfl w16du wp14">
+<w:endnotes xmlns:wpc="http://schemas.microsoft.com/office/word/2010/wordprocessingCanvas" xmlns:cx="http://schemas.microsoft.com/office/drawing/2014/chartex" xmlns:cx1="http://schemas.microsoft.com/office/drawing/2015/9/8/chartex" xmlns:cx2="http://schemas.microsoft.com/office/drawing/2015/10/21/chartex" xmlns:cx3="http://schemas.microsoft.com/office/drawing/2016/5/9/chartex" xmlns:cx4="http://schemas.microsoft.com/office/drawing/2016/5/10/chartex" xmlns:cx5="http://schemas.microsoft.com/office/drawing/2016/5/11/chartex" xmlns:cx6="http://schemas.microsoft.com/office/drawing/2016/5/12/chartex" xmlns:cx7="http://schemas.microsoft.com/office/drawing/2016/5/13/chartex" xmlns:cx8="http://schemas.microsoft.com/office/drawing/2016/5/14/chartex" xmlns:mc="http://schemas.openxmlformats.org/markup-compatibility/2006" xmlns:aink="http://schemas.microsoft.com/office/drawing/2016/ink" xmlns:am3d="http://schemas.microsoft.com/office/drawing/2017/model3d" xmlns:o="urn:schemas-microsoft-com:office:office" xmlns:oel="http://schemas.microsoft.com/office/2019/extlst" xmlns:r="http://schemas.openxmlformats.org/officeDocument/2006/relationships" xmlns:m="http://schemas.openxmlformats.org/officeDocument/2006/math" xmlns:v="urn:schemas-microsoft-com:vml" xmlns:wp14="http://schemas.microsoft.com/office/word/2010/wordprocessingDrawing" xmlns:wp="http://schemas.openxmlformats.org/drawingml/2006/wordprocessingDrawing" xmlns:w10="urn:schemas-microsoft-com:office:word" xmlns:w="http://schemas.openxmlformats.org/wordprocessingml/2006/main" xmlns:w14="http://schemas.microsoft.com/office/word/2010/wordml" xmlns:w15="http://schemas.microsoft.com/office/word/2012/wordml" xmlns:w16cex="http://schemas.microsoft.com/office/word/2018/wordml/cex" xmlns:w16cid="http://schemas.microsoft.com/office/word/2016/wordml/cid" xmlns:w16="http://schemas.microsoft.com/office/word/2018/wordml" xmlns:w16du="http://schemas.microsoft.com/office/word/2023/wordml/word16du" xmlns:w16sdtdh="http://schemas.microsoft.com/office/word/2020/wordml/sdtdatahash" xmlns:w16sdtfl="http://schemas.microsoft.com/office/word/2024/wordml/sdtformatlock" xmlns:w16se="http://schemas.microsoft.com/office/word/2015/wordml/symex" xmlns:wpg="http://schemas.microsoft.com/office/word/2010/wordprocessingGroup" xmlns:wpi="http://schemas.microsoft.com/office/word/2010/wordprocessingInk" xmlns:wne="http://schemas.microsoft.com/office/word/2006/wordml" xmlns:wps="http://schemas.microsoft.com/office/word/2010/wordprocessingShape" mc:Ignorable="w14 w15 w16se w16cid w16 w16cex w16sdtdh w16sdtfl w16du wp14">
   <w:endnote w:type="separator" w:id="-1">
     <w:p>
       <w:pPr>
@@ -3068,7 +2529,7 @@
 </file>
 
 <file path=word/footnotes.xml><?xml version="1.0" encoding="utf-8"?>
-<w:footnotes xmlns:wpc="http://schemas.microsoft.com/office/word/2010/wordprocessingCanvas" xmlns:cx="http://schemas.microsoft.com/office/drawing/2014/chartex" xmlns:cx1="http://schemas.microsoft.com/office/drawing/2015/9/8/chartex" xmlns:cx2="http://schemas.microsoft.com/office/drawing/2015/10/21/chartex" xmlns:cx3="http://schemas.microsoft.com/office/drawing/2016/5/9/chartex" xmlns:cx4="http://schemas.microsoft.com/office/drawing/2016/5/10/chartex" xmlns:cx5="http://schemas.microsoft.com/office/drawing/2016/5/11/chartex" xmlns:cx6="http://schemas.microsoft.com/office/drawing/2016/5/12/chartex" xmlns:cx7="http://schemas.microsoft.com/office/drawing/2016/5/13/chartex" xmlns:cx8="http://schemas.microsoft.com/office/drawing/2016/5/14/chartex" xmlns:mc="http://schemas.openxmlformats.org/markup-compatibility/2006" xmlns:aink="http://schemas.microsoft.com/office/drawing/2016/ink" xmlns:am3d="http://schemas.microsoft.com/office/drawing/2017/model3d" xmlns:o="urn:schemas-microsoft-com:office:office" xmlns:oel="http://schemas.microsoft.com/office/2019/extlst" xmlns:r="http://schemas.openxmlformats.org/officeDocument/2006/relationships" xmlns:m="http://schemas.openxmlformats.org/officeDocument/2006/math" xmlns:v="urn:schemas-microsoft-com:vml" xmlns:wp14="http://schemas.microsoft.com/office/word/2010/wordprocessingDrawing" xmlns:wp="http://schemas.openxmlformats.org/drawingml/2006/wordprocessingDrawing" xmlns:w10="urn:schemas-microsoft-com:office:word" xmlns:w="http://schemas.openxmlformats.org/wordprocessingml/2006/main" xmlns:w14="http://schemas.microsoft.com/office/word/2010/wordml" xmlns:w15="http://schemas.microsoft.com/office/word/2012/wordml" xmlns:w16cei="http://schemas.microsoft.com/office/word/2026/wordml/cei" xmlns:w16cex="http://schemas.microsoft.com/office/word/2018/wordml/cex" xmlns:w16cid="http://schemas.microsoft.com/office/word/2016/wordml/cid" xmlns:w16="http://schemas.microsoft.com/office/word/2018/wordml" xmlns:w16du="http://schemas.microsoft.com/office/word/2023/wordml/word16du" xmlns:w16sdtdh="http://schemas.microsoft.com/office/word/2020/wordml/sdtdatahash" xmlns:w16sdtfl="http://schemas.microsoft.com/office/word/2024/wordml/sdtformatlock" xmlns:w16se="http://schemas.microsoft.com/office/word/2015/wordml/symex" xmlns:wpg="http://schemas.microsoft.com/office/word/2010/wordprocessingGroup" xmlns:wpi="http://schemas.microsoft.com/office/word/2010/wordprocessingInk" xmlns:wne="http://schemas.microsoft.com/office/word/2006/wordml" xmlns:wps="http://schemas.microsoft.com/office/word/2010/wordprocessingShape" mc:Ignorable="w14 w15 w16se w16cid w16 w16cex w16sdtdh w16sdtfl w16du wp14">
+<w:footnotes xmlns:wpc="http://schemas.microsoft.com/office/word/2010/wordprocessingCanvas" xmlns:cx="http://schemas.microsoft.com/office/drawing/2014/chartex" xmlns:cx1="http://schemas.microsoft.com/office/drawing/2015/9/8/chartex" xmlns:cx2="http://schemas.microsoft.com/office/drawing/2015/10/21/chartex" xmlns:cx3="http://schemas.microsoft.com/office/drawing/2016/5/9/chartex" xmlns:cx4="http://schemas.microsoft.com/office/drawing/2016/5/10/chartex" xmlns:cx5="http://schemas.microsoft.com/office/drawing/2016/5/11/chartex" xmlns:cx6="http://schemas.microsoft.com/office/drawing/2016/5/12/chartex" xmlns:cx7="http://schemas.microsoft.com/office/drawing/2016/5/13/chartex" xmlns:cx8="http://schemas.microsoft.com/office/drawing/2016/5/14/chartex" xmlns:mc="http://schemas.openxmlformats.org/markup-compatibility/2006" xmlns:aink="http://schemas.microsoft.com/office/drawing/2016/ink" xmlns:am3d="http://schemas.microsoft.com/office/drawing/2017/model3d" xmlns:o="urn:schemas-microsoft-com:office:office" xmlns:oel="http://schemas.microsoft.com/office/2019/extlst" xmlns:r="http://schemas.openxmlformats.org/officeDocument/2006/relationships" xmlns:m="http://schemas.openxmlformats.org/officeDocument/2006/math" xmlns:v="urn:schemas-microsoft-com:vml" xmlns:wp14="http://schemas.microsoft.com/office/word/2010/wordprocessingDrawing" xmlns:wp="http://schemas.openxmlformats.org/drawingml/2006/wordprocessingDrawing" xmlns:w10="urn:schemas-microsoft-com:office:word" xmlns:w="http://schemas.openxmlformats.org/wordprocessingml/2006/main" xmlns:w14="http://schemas.microsoft.com/office/word/2010/wordml" xmlns:w15="http://schemas.microsoft.com/office/word/2012/wordml" xmlns:w16cex="http://schemas.microsoft.com/office/word/2018/wordml/cex" xmlns:w16cid="http://schemas.microsoft.com/office/word/2016/wordml/cid" xmlns:w16="http://schemas.microsoft.com/office/word/2018/wordml" xmlns:w16du="http://schemas.microsoft.com/office/word/2023/wordml/word16du" xmlns:w16sdtdh="http://schemas.microsoft.com/office/word/2020/wordml/sdtdatahash" xmlns:w16sdtfl="http://schemas.microsoft.com/office/word/2024/wordml/sdtformatlock" xmlns:w16se="http://schemas.microsoft.com/office/word/2015/wordml/symex" xmlns:wpg="http://schemas.microsoft.com/office/word/2010/wordprocessingGroup" xmlns:wpi="http://schemas.microsoft.com/office/word/2010/wordprocessingInk" xmlns:wne="http://schemas.microsoft.com/office/word/2006/wordml" xmlns:wps="http://schemas.microsoft.com/office/word/2010/wordprocessingShape" mc:Ignorable="w14 w15 w16se w16cid w16 w16cex w16sdtdh w16sdtfl w16du wp14">
   <w:footnote w:type="separator" w:id="-1">
     <w:p>
       <w:pPr>
@@ -3093,7 +2554,54 @@
 </file>
 
 <file path=word/header1.xml><?xml version="1.0" encoding="utf-8"?>
-<w:hdr xmlns:wpc="http://schemas.microsoft.com/office/word/2010/wordprocessingCanvas" xmlns:cx="http://schemas.microsoft.com/office/drawing/2014/chartex" xmlns:cx1="http://schemas.microsoft.com/office/drawing/2015/9/8/chartex" xmlns:cx2="http://schemas.microsoft.com/office/drawing/2015/10/21/chartex" xmlns:cx3="http://schemas.microsoft.com/office/drawing/2016/5/9/chartex" xmlns:cx4="http://schemas.microsoft.com/office/drawing/2016/5/10/chartex" xmlns:cx5="http://schemas.microsoft.com/office/drawing/2016/5/11/chartex" xmlns:cx6="http://schemas.microsoft.com/office/drawing/2016/5/12/chartex" xmlns:cx7="http://schemas.microsoft.com/office/drawing/2016/5/13/chartex" xmlns:cx8="http://schemas.microsoft.com/office/drawing/2016/5/14/chartex" xmlns:mc="http://schemas.openxmlformats.org/markup-compatibility/2006" xmlns:aink="http://schemas.microsoft.com/office/drawing/2016/ink" xmlns:am3d="http://schemas.microsoft.com/office/drawing/2017/model3d" xmlns:o="urn:schemas-microsoft-com:office:office" xmlns:oel="http://schemas.microsoft.com/office/2019/extlst" xmlns:r="http://schemas.openxmlformats.org/officeDocument/2006/relationships" xmlns:m="http://schemas.openxmlformats.org/officeDocument/2006/math" xmlns:v="urn:schemas-microsoft-com:vml" xmlns:wp14="http://schemas.microsoft.com/office/word/2010/wordprocessingDrawing" xmlns:wp="http://schemas.openxmlformats.org/drawingml/2006/wordprocessingDrawing" xmlns:w10="urn:schemas-microsoft-com:office:word" xmlns:w="http://schemas.openxmlformats.org/wordprocessingml/2006/main" xmlns:w14="http://schemas.microsoft.com/office/word/2010/wordml" xmlns:w15="http://schemas.microsoft.com/office/word/2012/wordml" xmlns:w16cei="http://schemas.microsoft.com/office/word/2026/wordml/cei" xmlns:w16cex="http://schemas.microsoft.com/office/word/2018/wordml/cex" xmlns:w16cid="http://schemas.microsoft.com/office/word/2016/wordml/cid" xmlns:w16="http://schemas.microsoft.com/office/word/2018/wordml" xmlns:w16du="http://schemas.microsoft.com/office/word/2023/wordml/word16du" xmlns:w16sdtdh="http://schemas.microsoft.com/office/word/2020/wordml/sdtdatahash" xmlns:w16sdtfl="http://schemas.microsoft.com/office/word/2024/wordml/sdtformatlock" xmlns:w16se="http://schemas.microsoft.com/office/word/2015/wordml/symex" xmlns:wpg="http://schemas.microsoft.com/office/word/2010/wordprocessingGroup" xmlns:wpi="http://schemas.microsoft.com/office/word/2010/wordprocessingInk" xmlns:wne="http://schemas.microsoft.com/office/word/2006/wordml" xmlns:wps="http://schemas.microsoft.com/office/word/2010/wordprocessingShape" mc:Ignorable="w14 w15 w16se w16cid w16 w16cex w16sdtdh w16sdtfl w16du wp14">
+<w:hdr xmlns:wpc="http://schemas.microsoft.com/office/word/2010/wordprocessingCanvas" xmlns:cx="http://schemas.microsoft.com/office/drawing/2014/chartex" xmlns:cx1="http://schemas.microsoft.com/office/drawing/2015/9/8/chartex" xmlns:cx2="http://schemas.microsoft.com/office/drawing/2015/10/21/chartex" xmlns:cx3="http://schemas.microsoft.com/office/drawing/2016/5/9/chartex" xmlns:cx4="http://schemas.microsoft.com/office/drawing/2016/5/10/chartex" xmlns:cx5="http://schemas.microsoft.com/office/drawing/2016/5/11/chartex" xmlns:cx6="http://schemas.microsoft.com/office/drawing/2016/5/12/chartex" xmlns:cx7="http://schemas.microsoft.com/office/drawing/2016/5/13/chartex" xmlns:cx8="http://schemas.microsoft.com/office/drawing/2016/5/14/chartex" xmlns:mc="http://schemas.openxmlformats.org/markup-compatibility/2006" xmlns:aink="http://schemas.microsoft.com/office/drawing/2016/ink" xmlns:am3d="http://schemas.microsoft.com/office/drawing/2017/model3d" xmlns:o="urn:schemas-microsoft-com:office:office" xmlns:oel="http://schemas.microsoft.com/office/2019/extlst" xmlns:r="http://schemas.openxmlformats.org/officeDocument/2006/relationships" xmlns:m="http://schemas.openxmlformats.org/officeDocument/2006/math" xmlns:v="urn:schemas-microsoft-com:vml" xmlns:wp14="http://schemas.microsoft.com/office/word/2010/wordprocessingDrawing" xmlns:wp="http://schemas.openxmlformats.org/drawingml/2006/wordprocessingDrawing" xmlns:w10="urn:schemas-microsoft-com:office:word" xmlns:w="http://schemas.openxmlformats.org/wordprocessingml/2006/main" xmlns:w14="http://schemas.microsoft.com/office/word/2010/wordml" xmlns:w15="http://schemas.microsoft.com/office/word/2012/wordml" xmlns:w16cex="http://schemas.microsoft.com/office/word/2018/wordml/cex" xmlns:w16cid="http://schemas.microsoft.com/office/word/2016/wordml/cid" xmlns:w16="http://schemas.microsoft.com/office/word/2018/wordml" xmlns:w16du="http://schemas.microsoft.com/office/word/2023/wordml/word16du" xmlns:w16sdtdh="http://schemas.microsoft.com/office/word/2020/wordml/sdtdatahash" xmlns:w16sdtfl="http://schemas.microsoft.com/office/word/2024/wordml/sdtformatlock" xmlns:w16se="http://schemas.microsoft.com/office/word/2015/wordml/symex" xmlns:wpg="http://schemas.microsoft.com/office/word/2010/wordprocessingGroup" xmlns:wpi="http://schemas.microsoft.com/office/word/2010/wordprocessingInk" xmlns:wne="http://schemas.microsoft.com/office/word/2006/wordml" xmlns:wps="http://schemas.microsoft.com/office/word/2010/wordprocessingShape" mc:Ignorable="w14 w15 w16se w16cid w16 w16cex w16sdtdh w16sdtfl w16du wp14">
+  <w:sdt>
+    <w:sdtPr>
+      <w:rPr>
+        <w:rFonts w:ascii="Cambria" w:eastAsiaTheme="majorEastAsia" w:hAnsi="Cambria" w:cstheme="majorHAnsi"/>
+        <w:sz w:val="32"/>
+        <w:szCs w:val="32"/>
+        <w:lang w:eastAsia="en-US"/>
+      </w:rPr>
+      <w:alias w:val="Titre"/>
+      <w:id w:val="77738743"/>
+      <w:placeholder>
+        <w:docPart w:val="1664AD1EC63C48CE9BFC651CE7A6A215"/>
+      </w:placeholder>
+      <w:dataBinding w:prefixMappings="xmlns:ns0='http://schemas.openxmlformats.org/package/2006/metadata/core-properties' xmlns:ns1='http://purl.org/dc/elements/1.1/'" w:xpath="/ns0:coreProperties[1]/ns1:title[1]" w:storeItemID="{6C3C8BC8-F283-45AE-878A-BAB7291924A1}"/>
+      <w:text/>
+    </w:sdtPr>
+    <w:sdtContent>
+      <w:p>
+        <w:pPr>
+          <w:pStyle w:val="En-tte"/>
+          <w:pBdr>
+            <w:bottom w:val="thickThinSmallGap" w:sz="24" w:space="1" w:color="823B0B" w:themeColor="accent2" w:themeShade="7F"/>
+          </w:pBdr>
+          <w:jc w:val="center"/>
+          <w:rPr>
+            <w:rFonts w:ascii="Cambria" w:eastAsiaTheme="majorEastAsia" w:hAnsi="Cambria" w:cstheme="majorHAnsi"/>
+            <w:sz w:val="32"/>
+            <w:szCs w:val="32"/>
+          </w:rPr>
+        </w:pPr>
+        <w:r>
+          <w:rPr>
+            <w:rFonts w:ascii="Cambria" w:eastAsiaTheme="majorEastAsia" w:hAnsi="Cambria" w:cstheme="majorHAnsi"/>
+            <w:sz w:val="32"/>
+            <w:szCs w:val="32"/>
+            <w:lang w:eastAsia="en-US"/>
+          </w:rPr>
+          <w:t>PAUL BOYE INDUSTRIES-RENOUVELLEMENT CDD 6 MOIS</w:t>
+        </w:r>
+      </w:p>
+    </w:sdtContent>
+  </w:sdt>
+</w:hdr>
+</file>
+
+<file path=word/header2.xml><?xml version="1.0" encoding="utf-8"?>
+<w:hdr xmlns:wpc="http://schemas.microsoft.com/office/word/2010/wordprocessingCanvas" xmlns:cx="http://schemas.microsoft.com/office/drawing/2014/chartex" xmlns:cx1="http://schemas.microsoft.com/office/drawing/2015/9/8/chartex" xmlns:cx2="http://schemas.microsoft.com/office/drawing/2015/10/21/chartex" xmlns:cx3="http://schemas.microsoft.com/office/drawing/2016/5/9/chartex" xmlns:cx4="http://schemas.microsoft.com/office/drawing/2016/5/10/chartex" xmlns:cx5="http://schemas.microsoft.com/office/drawing/2016/5/11/chartex" xmlns:cx6="http://schemas.microsoft.com/office/drawing/2016/5/12/chartex" xmlns:cx7="http://schemas.microsoft.com/office/drawing/2016/5/13/chartex" xmlns:cx8="http://schemas.microsoft.com/office/drawing/2016/5/14/chartex" xmlns:mc="http://schemas.openxmlformats.org/markup-compatibility/2006" xmlns:aink="http://schemas.microsoft.com/office/drawing/2016/ink" xmlns:am3d="http://schemas.microsoft.com/office/drawing/2017/model3d" xmlns:o="urn:schemas-microsoft-com:office:office" xmlns:oel="http://schemas.microsoft.com/office/2019/extlst" xmlns:r="http://schemas.openxmlformats.org/officeDocument/2006/relationships" xmlns:m="http://schemas.openxmlformats.org/officeDocument/2006/math" xmlns:v="urn:schemas-microsoft-com:vml" xmlns:wp14="http://schemas.microsoft.com/office/word/2010/wordprocessingDrawing" xmlns:wp="http://schemas.openxmlformats.org/drawingml/2006/wordprocessingDrawing" xmlns:w10="urn:schemas-microsoft-com:office:word" xmlns:w="http://schemas.openxmlformats.org/wordprocessingml/2006/main" xmlns:w14="http://schemas.microsoft.com/office/word/2010/wordml" xmlns:w15="http://schemas.microsoft.com/office/word/2012/wordml" xmlns:w16cex="http://schemas.microsoft.com/office/word/2018/wordml/cex" xmlns:w16cid="http://schemas.microsoft.com/office/word/2016/wordml/cid" xmlns:w16="http://schemas.microsoft.com/office/word/2018/wordml" xmlns:w16du="http://schemas.microsoft.com/office/word/2023/wordml/word16du" xmlns:w16sdtdh="http://schemas.microsoft.com/office/word/2020/wordml/sdtdatahash" xmlns:w16sdtfl="http://schemas.microsoft.com/office/word/2024/wordml/sdtformatlock" xmlns:w16se="http://schemas.microsoft.com/office/word/2015/wordml/symex" xmlns:wpg="http://schemas.microsoft.com/office/word/2010/wordprocessingGroup" xmlns:wpi="http://schemas.microsoft.com/office/word/2010/wordprocessingInk" xmlns:wne="http://schemas.microsoft.com/office/word/2006/wordml" xmlns:wps="http://schemas.microsoft.com/office/word/2010/wordprocessingShape" mc:Ignorable="w14 w15 w16se w16cid w16 w16cex w16sdtdh w16sdtfl w16du wp14">
   <w:p>
     <w:pPr>
       <w:widowControl w:val="0"/>
@@ -4006,6 +3514,582 @@
 </w:styles>
 </file>
 
+<file path=word/glossary/document.xml><?xml version="1.0" encoding="utf-8"?>
+<w:glossaryDocument xmlns:wpc="http://schemas.microsoft.com/office/word/2010/wordprocessingCanvas" xmlns:cx="http://schemas.microsoft.com/office/drawing/2014/chartex" xmlns:cx1="http://schemas.microsoft.com/office/drawing/2015/9/8/chartex" xmlns:cx2="http://schemas.microsoft.com/office/drawing/2015/10/21/chartex" xmlns:cx3="http://schemas.microsoft.com/office/drawing/2016/5/9/chartex" xmlns:cx4="http://schemas.microsoft.com/office/drawing/2016/5/10/chartex" xmlns:cx5="http://schemas.microsoft.com/office/drawing/2016/5/11/chartex" xmlns:cx6="http://schemas.microsoft.com/office/drawing/2016/5/12/chartex" xmlns:cx7="http://schemas.microsoft.com/office/drawing/2016/5/13/chartex" xmlns:cx8="http://schemas.microsoft.com/office/drawing/2016/5/14/chartex" xmlns:mc="http://schemas.openxmlformats.org/markup-compatibility/2006" xmlns:aink="http://schemas.microsoft.com/office/drawing/2016/ink" xmlns:am3d="http://schemas.microsoft.com/office/drawing/2017/model3d" xmlns:o="urn:schemas-microsoft-com:office:office" xmlns:oel="http://schemas.microsoft.com/office/2019/extlst" xmlns:r="http://schemas.openxmlformats.org/officeDocument/2006/relationships" xmlns:m="http://schemas.openxmlformats.org/officeDocument/2006/math" xmlns:v="urn:schemas-microsoft-com:vml" xmlns:wp14="http://schemas.microsoft.com/office/word/2010/wordprocessingDrawing" xmlns:wp="http://schemas.openxmlformats.org/drawingml/2006/wordprocessingDrawing" xmlns:w10="urn:schemas-microsoft-com:office:word" xmlns:w="http://schemas.openxmlformats.org/wordprocessingml/2006/main" xmlns:w14="http://schemas.microsoft.com/office/word/2010/wordml" xmlns:w15="http://schemas.microsoft.com/office/word/2012/wordml" xmlns:w16cex="http://schemas.microsoft.com/office/word/2018/wordml/cex" xmlns:w16cid="http://schemas.microsoft.com/office/word/2016/wordml/cid" xmlns:w16="http://schemas.microsoft.com/office/word/2018/wordml" xmlns:w16du="http://schemas.microsoft.com/office/word/2023/wordml/word16du" xmlns:w16sdtdh="http://schemas.microsoft.com/office/word/2020/wordml/sdtdatahash" xmlns:w16sdtfl="http://schemas.microsoft.com/office/word/2024/wordml/sdtformatlock" xmlns:w16se="http://schemas.microsoft.com/office/word/2015/wordml/symex" xmlns:wpg="http://schemas.microsoft.com/office/word/2010/wordprocessingGroup" xmlns:wpi="http://schemas.microsoft.com/office/word/2010/wordprocessingInk" xmlns:wne="http://schemas.microsoft.com/office/word/2006/wordml" xmlns:wps="http://schemas.microsoft.com/office/word/2010/wordprocessingShape" mc:Ignorable="w14 w15 w16se w16cid w16 w16cex w16sdtdh w16sdtfl w16du wp14">
+  <w:docParts>
+    <w:docPart>
+      <w:docPartPr>
+        <w:name w:val="1664AD1EC63C48CE9BFC651CE7A6A215"/>
+        <w:category>
+          <w:name w:val="Général"/>
+          <w:gallery w:val="placeholder"/>
+        </w:category>
+        <w:types>
+          <w:type w:val="bbPlcHdr"/>
+        </w:types>
+        <w:behaviors>
+          <w:behavior w:val="content"/>
+        </w:behaviors>
+        <w:guid w:val="{283985A2-8BE1-4991-AD9F-4347BE19324D}"/>
+      </w:docPartPr>
+      <w:docPartBody>
+        <w:p>
+          <w:pPr>
+            <w:pStyle w:val="1664AD1EC63C48CE9BFC651CE7A6A215"/>
+          </w:pPr>
+          <w:r>
+            <w:rPr>
+              <w:rFonts w:asciiTheme="majorHAnsi" w:eastAsiaTheme="majorEastAsia" w:hAnsiTheme="majorHAnsi" w:cstheme="majorBidi"/>
+              <w:sz w:val="32"/>
+              <w:szCs w:val="32"/>
+            </w:rPr>
+            <w:t>[Tapez le titre du document]</w:t>
+          </w:r>
+        </w:p>
+      </w:docPartBody>
+    </w:docPart>
+  </w:docParts>
+</w:glossaryDocument>
+</file>
+
+<file path=word/glossary/fontTable.xml><?xml version="1.0" encoding="utf-8"?>
+<w:fonts xmlns:mc="http://schemas.openxmlformats.org/markup-compatibility/2006" xmlns:r="http://schemas.openxmlformats.org/officeDocument/2006/relationships" xmlns:w="http://schemas.openxmlformats.org/wordprocessingml/2006/main" xmlns:w14="http://schemas.microsoft.com/office/word/2010/wordml" xmlns:w15="http://schemas.microsoft.com/office/word/2012/wordml" xmlns:w16cex="http://schemas.microsoft.com/office/word/2018/wordml/cex" xmlns:w16cid="http://schemas.microsoft.com/office/word/2016/wordml/cid" xmlns:w16="http://schemas.microsoft.com/office/word/2018/wordml" xmlns:w16du="http://schemas.microsoft.com/office/word/2023/wordml/word16du" xmlns:w16sdtdh="http://schemas.microsoft.com/office/word/2020/wordml/sdtdatahash" xmlns:w16sdtfl="http://schemas.microsoft.com/office/word/2024/wordml/sdtformatlock" xmlns:w16se="http://schemas.microsoft.com/office/word/2015/wordml/symex" mc:Ignorable="w14 w15 w16se w16cid w16 w16cex w16sdtdh w16sdtfl w16du">
+  <w:font w:name="Calibri">
+    <w:panose1 w:val="020F0502020204030204"/>
+    <w:charset w:val="00"/>
+    <w:family w:val="swiss"/>
+    <w:pitch w:val="variable"/>
+    <w:sig w:usb0="E4002EFF" w:usb1="C200247B" w:usb2="00000009" w:usb3="00000000" w:csb0="000001FF" w:csb1="00000000"/>
+  </w:font>
+  <w:font w:name="Times New Roman">
+    <w:panose1 w:val="02020603050405020304"/>
+    <w:charset w:val="00"/>
+    <w:family w:val="roman"/>
+    <w:pitch w:val="variable"/>
+    <w:sig w:usb0="E0002EFF" w:usb1="C000785B" w:usb2="00000009" w:usb3="00000000" w:csb0="000001FF" w:csb1="00000000"/>
+  </w:font>
+  <w:font w:name="Segoe UI">
+    <w:panose1 w:val="020B0502040204020203"/>
+    <w:charset w:val="00"/>
+    <w:family w:val="swiss"/>
+    <w:pitch w:val="variable"/>
+    <w:sig w:usb0="E4002EFF" w:usb1="C000E47F" w:usb2="00000009" w:usb3="00000000" w:csb0="000001FF" w:csb1="00000000"/>
+  </w:font>
+  <w:font w:name="Cambria">
+    <w:panose1 w:val="02040503050406030204"/>
+    <w:charset w:val="00"/>
+    <w:family w:val="roman"/>
+    <w:pitch w:val="variable"/>
+    <w:sig w:usb0="E00006FF" w:usb1="420024FF" w:usb2="02000000" w:usb3="00000000" w:csb0="0000019F" w:csb1="00000000"/>
+  </w:font>
+  <w:font w:name="Calibri Light">
+    <w:panose1 w:val="020F0302020204030204"/>
+    <w:charset w:val="00"/>
+    <w:family w:val="swiss"/>
+    <w:pitch w:val="variable"/>
+    <w:sig w:usb0="E4002EFF" w:usb1="C200247B" w:usb2="00000009" w:usb3="00000000" w:csb0="000001FF" w:csb1="00000000"/>
+  </w:font>
+  <w:font w:name="Arial Narrow">
+    <w:panose1 w:val="020B0606020202030204"/>
+    <w:charset w:val="00"/>
+    <w:family w:val="swiss"/>
+    <w:pitch w:val="variable"/>
+    <w:sig w:usb0="00000287" w:usb1="00000800" w:usb2="00000000" w:usb3="00000000" w:csb0="0000009F" w:csb1="00000000"/>
+  </w:font>
+  <w:font w:name="Arial">
+    <w:panose1 w:val="020B0604020202020204"/>
+    <w:charset w:val="00"/>
+    <w:family w:val="swiss"/>
+    <w:pitch w:val="variable"/>
+    <w:sig w:usb0="E0002EFF" w:usb1="C000785B" w:usb2="00000009" w:usb3="00000000" w:csb0="000001FF" w:csb1="00000000"/>
+  </w:font>
+</w:fonts>
+</file>
+
+<file path=word/glossary/settings.xml><?xml version="1.0" encoding="utf-8"?>
+<w:settings xmlns:mc="http://schemas.openxmlformats.org/markup-compatibility/2006" xmlns:o="urn:schemas-microsoft-com:office:office" xmlns:r="http://schemas.openxmlformats.org/officeDocument/2006/relationships" xmlns:m="http://schemas.openxmlformats.org/officeDocument/2006/math" xmlns:v="urn:schemas-microsoft-com:vml" xmlns:w10="urn:schemas-microsoft-com:office:word" xmlns:w="http://schemas.openxmlformats.org/wordprocessingml/2006/main" xmlns:w14="http://schemas.microsoft.com/office/word/2010/wordml" xmlns:w15="http://schemas.microsoft.com/office/word/2012/wordml" xmlns:w16cex="http://schemas.microsoft.com/office/word/2018/wordml/cex" xmlns:w16cid="http://schemas.microsoft.com/office/word/2016/wordml/cid" xmlns:w16="http://schemas.microsoft.com/office/word/2018/wordml" xmlns:w16du="http://schemas.microsoft.com/office/word/2023/wordml/word16du" xmlns:w16sdtdh="http://schemas.microsoft.com/office/word/2020/wordml/sdtdatahash" xmlns:w16sdtfl="http://schemas.microsoft.com/office/word/2024/wordml/sdtformatlock" xmlns:w16se="http://schemas.microsoft.com/office/word/2015/wordml/symex" xmlns:sl="http://schemas.openxmlformats.org/schemaLibrary/2006/main" mc:Ignorable="w14 w15 w16se w16cid w16 w16cex w16sdtdh w16sdtfl w16du">
+  <w:view w:val="normal"/>
+  <w:defaultTabStop w:val="708"/>
+  <w:hyphenationZone w:val="425"/>
+  <w:characterSpacingControl w:val="doNotCompress"/>
+  <w:compat>
+    <w:useFELayout/>
+    <w:compatSetting w:name="compatibilityMode" w:uri="http://schemas.microsoft.com/office/word" w:val="15"/>
+    <w:compatSetting w:name="overrideTableStyleFontSizeAndJustification" w:uri="http://schemas.microsoft.com/office/word" w:val="1"/>
+    <w:compatSetting w:name="enableOpenTypeFeatures" w:uri="http://schemas.microsoft.com/office/word" w:val="1"/>
+    <w:compatSetting w:name="doNotFlipMirrorIndents" w:uri="http://schemas.microsoft.com/office/word" w:val="1"/>
+    <w:compatSetting w:name="differentiateMultirowTableHeaders" w:uri="http://schemas.microsoft.com/office/word" w:val="1"/>
+    <w:compatSetting w:name="useWord2013TrackBottomHyphenation" w:uri="http://schemas.microsoft.com/office/word" w:val="0"/>
+  </w:compat>
+  <w:rsids>
+    <w:rsidRoot w:val="00FF56FA"/>
+    <w:rsid w:val="0023143E"/>
+    <w:rsid w:val="00D41788"/>
+    <w:rsid w:val="00FF56FA"/>
+  </w:rsids>
+  <m:mathPr>
+    <m:mathFont m:val="Cambria Math"/>
+    <m:brkBin m:val="before"/>
+    <m:brkBinSub m:val="--"/>
+    <m:smallFrac m:val="0"/>
+    <m:dispDef/>
+    <m:lMargin m:val="0"/>
+    <m:rMargin m:val="0"/>
+    <m:defJc m:val="centerGroup"/>
+    <m:wrapIndent m:val="1440"/>
+    <m:intLim m:val="subSup"/>
+    <m:naryLim m:val="undOvr"/>
+  </m:mathPr>
+  <w:themeFontLang w:val="fr-FR"/>
+  <w:clrSchemeMapping w:bg1="light1" w:t1="dark1" w:bg2="light2" w:t2="dark2" w:accent1="accent1" w:accent2="accent2" w:accent3="accent3" w:accent4="accent4" w:accent5="accent5" w:accent6="accent6" w:hyperlink="hyperlink" w:followedHyperlink="followedHyperlink"/>
+  <w:decimalSymbol w:val=","/>
+  <w:listSeparator w:val=";"/>
+  <w15:chartTrackingRefBased/>
+</w:settings>
+</file>
+
+<file path=word/glossary/styles.xml><?xml version="1.0" encoding="utf-8"?>
+<w:styles xmlns:mc="http://schemas.openxmlformats.org/markup-compatibility/2006" xmlns:r="http://schemas.openxmlformats.org/officeDocument/2006/relationships" xmlns:w="http://schemas.openxmlformats.org/wordprocessingml/2006/main" xmlns:w14="http://schemas.microsoft.com/office/word/2010/wordml" xmlns:w15="http://schemas.microsoft.com/office/word/2012/wordml" xmlns:w16cex="http://schemas.microsoft.com/office/word/2018/wordml/cex" xmlns:w16cid="http://schemas.microsoft.com/office/word/2016/wordml/cid" xmlns:w16="http://schemas.microsoft.com/office/word/2018/wordml" xmlns:w16du="http://schemas.microsoft.com/office/word/2023/wordml/word16du" xmlns:w16sdtdh="http://schemas.microsoft.com/office/word/2020/wordml/sdtdatahash" xmlns:w16sdtfl="http://schemas.microsoft.com/office/word/2024/wordml/sdtformatlock" xmlns:w16se="http://schemas.microsoft.com/office/word/2015/wordml/symex" mc:Ignorable="w14 w15 w16se w16cid w16 w16cex w16sdtdh w16sdtfl w16du">
+  <w:docDefaults>
+    <w:rPrDefault>
+      <w:rPr>
+        <w:rFonts w:asciiTheme="minorHAnsi" w:eastAsiaTheme="minorEastAsia" w:hAnsiTheme="minorHAnsi" w:cstheme="minorBidi"/>
+        <w:kern w:val="2"/>
+        <w:sz w:val="24"/>
+        <w:szCs w:val="24"/>
+        <w:lang w:val="fr-FR" w:eastAsia="fr-FR" w:bidi="ar-SA"/>
+        <w14:ligatures w14:val="standardContextual"/>
+      </w:rPr>
+    </w:rPrDefault>
+    <w:pPrDefault>
+      <w:pPr>
+        <w:spacing w:after="160" w:line="278" w:lineRule="auto"/>
+      </w:pPr>
+    </w:pPrDefault>
+  </w:docDefaults>
+  <w:latentStyles w:defLockedState="0" w:defUIPriority="99" w:defSemiHidden="0" w:defUnhideWhenUsed="0" w:defQFormat="0" w:count="376">
+    <w:lsdException w:name="Normal" w:uiPriority="0" w:qFormat="1"/>
+    <w:lsdException w:name="heading 1" w:uiPriority="9" w:qFormat="1"/>
+    <w:lsdException w:name="heading 2" w:semiHidden="1" w:uiPriority="9" w:unhideWhenUsed="1" w:qFormat="1"/>
+    <w:lsdException w:name="heading 3" w:semiHidden="1" w:uiPriority="9" w:unhideWhenUsed="1" w:qFormat="1"/>
+    <w:lsdException w:name="heading 4" w:semiHidden="1" w:uiPriority="9" w:unhideWhenUsed="1" w:qFormat="1"/>
+    <w:lsdException w:name="heading 5" w:semiHidden="1" w:uiPriority="9" w:unhideWhenUsed="1" w:qFormat="1"/>
+    <w:lsdException w:name="heading 6" w:semiHidden="1" w:uiPriority="9" w:unhideWhenUsed="1" w:qFormat="1"/>
+    <w:lsdException w:name="heading 7" w:semiHidden="1" w:uiPriority="9" w:unhideWhenUsed="1" w:qFormat="1"/>
+    <w:lsdException w:name="heading 8" w:semiHidden="1" w:uiPriority="9" w:unhideWhenUsed="1" w:qFormat="1"/>
+    <w:lsdException w:name="heading 9" w:semiHidden="1" w:uiPriority="9" w:unhideWhenUsed="1" w:qFormat="1"/>
+    <w:lsdException w:name="index 1" w:semiHidden="1" w:unhideWhenUsed="1"/>
+    <w:lsdException w:name="index 2" w:semiHidden="1" w:unhideWhenUsed="1"/>
+    <w:lsdException w:name="index 3" w:semiHidden="1" w:unhideWhenUsed="1"/>
+    <w:lsdException w:name="index 4" w:semiHidden="1" w:unhideWhenUsed="1"/>
+    <w:lsdException w:name="index 5" w:semiHidden="1" w:unhideWhenUsed="1"/>
+    <w:lsdException w:name="index 6" w:semiHidden="1" w:unhideWhenUsed="1"/>
+    <w:lsdException w:name="index 7" w:semiHidden="1" w:unhideWhenUsed="1"/>
+    <w:lsdException w:name="index 8" w:semiHidden="1" w:unhideWhenUsed="1"/>
+    <w:lsdException w:name="index 9" w:semiHidden="1" w:unhideWhenUsed="1"/>
+    <w:lsdException w:name="toc 1" w:semiHidden="1" w:uiPriority="39" w:unhideWhenUsed="1"/>
+    <w:lsdException w:name="toc 2" w:semiHidden="1" w:uiPriority="39" w:unhideWhenUsed="1"/>
+    <w:lsdException w:name="toc 3" w:semiHidden="1" w:uiPriority="39" w:unhideWhenUsed="1"/>
+    <w:lsdException w:name="toc 4" w:semiHidden="1" w:uiPriority="39" w:unhideWhenUsed="1"/>
+    <w:lsdException w:name="toc 5" w:semiHidden="1" w:uiPriority="39" w:unhideWhenUsed="1"/>
+    <w:lsdException w:name="toc 6" w:semiHidden="1" w:uiPriority="39" w:unhideWhenUsed="1"/>
+    <w:lsdException w:name="toc 7" w:semiHidden="1" w:uiPriority="39" w:unhideWhenUsed="1"/>
+    <w:lsdException w:name="toc 8" w:semiHidden="1" w:uiPriority="39" w:unhideWhenUsed="1"/>
+    <w:lsdException w:name="toc 9" w:semiHidden="1" w:uiPriority="39" w:unhideWhenUsed="1"/>
+    <w:lsdException w:name="Normal Indent" w:semiHidden="1" w:unhideWhenUsed="1"/>
+    <w:lsdException w:name="footnote text" w:semiHidden="1" w:unhideWhenUsed="1"/>
+    <w:lsdException w:name="annotation text" w:semiHidden="1" w:unhideWhenUsed="1"/>
+    <w:lsdException w:name="header" w:semiHidden="1" w:unhideWhenUsed="1"/>
+    <w:lsdException w:name="footer" w:semiHidden="1" w:unhideWhenUsed="1"/>
+    <w:lsdException w:name="index heading" w:semiHidden="1" w:unhideWhenUsed="1"/>
+    <w:lsdException w:name="caption" w:semiHidden="1" w:uiPriority="35" w:unhideWhenUsed="1" w:qFormat="1"/>
+    <w:lsdException w:name="table of figures" w:semiHidden="1" w:unhideWhenUsed="1"/>
+    <w:lsdException w:name="envelope address" w:semiHidden="1" w:unhideWhenUsed="1"/>
+    <w:lsdException w:name="envelope return" w:semiHidden="1" w:unhideWhenUsed="1"/>
+    <w:lsdException w:name="footnote reference" w:semiHidden="1" w:unhideWhenUsed="1"/>
+    <w:lsdException w:name="annotation reference" w:semiHidden="1" w:unhideWhenUsed="1"/>
+    <w:lsdException w:name="line number" w:semiHidden="1" w:unhideWhenUsed="1"/>
+    <w:lsdException w:name="page number" w:semiHidden="1" w:unhideWhenUsed="1"/>
+    <w:lsdException w:name="endnote reference" w:semiHidden="1" w:unhideWhenUsed="1"/>
+    <w:lsdException w:name="endnote text" w:semiHidden="1" w:unhideWhenUsed="1"/>
+    <w:lsdException w:name="table of authorities" w:semiHidden="1" w:unhideWhenUsed="1"/>
+    <w:lsdException w:name="macro" w:semiHidden="1" w:unhideWhenUsed="1"/>
+    <w:lsdException w:name="toa heading" w:semiHidden="1" w:unhideWhenUsed="1"/>
+    <w:lsdException w:name="List" w:semiHidden="1" w:unhideWhenUsed="1"/>
+    <w:lsdException w:name="List Bullet" w:semiHidden="1" w:unhideWhenUsed="1"/>
+    <w:lsdException w:name="List Number" w:semiHidden="1" w:unhideWhenUsed="1"/>
+    <w:lsdException w:name="List 2" w:semiHidden="1" w:unhideWhenUsed="1"/>
+    <w:lsdException w:name="List 3" w:semiHidden="1" w:unhideWhenUsed="1"/>
+    <w:lsdException w:name="List 4" w:semiHidden="1" w:unhideWhenUsed="1"/>
+    <w:lsdException w:name="List 5" w:semiHidden="1" w:unhideWhenUsed="1"/>
+    <w:lsdException w:name="List Bullet 2" w:semiHidden="1" w:unhideWhenUsed="1"/>
+    <w:lsdException w:name="List Bullet 3" w:semiHidden="1" w:unhideWhenUsed="1"/>
+    <w:lsdException w:name="List Bullet 4" w:semiHidden="1" w:unhideWhenUsed="1"/>
+    <w:lsdException w:name="List Bullet 5" w:semiHidden="1" w:unhideWhenUsed="1"/>
+    <w:lsdException w:name="List Number 2" w:semiHidden="1" w:unhideWhenUsed="1"/>
+    <w:lsdException w:name="List Number 3" w:semiHidden="1" w:unhideWhenUsed="1"/>
+    <w:lsdException w:name="List Number 4" w:semiHidden="1" w:unhideWhenUsed="1"/>
+    <w:lsdException w:name="List Number 5" w:semiHidden="1" w:unhideWhenUsed="1"/>
+    <w:lsdException w:name="Title" w:uiPriority="10" w:qFormat="1"/>
+    <w:lsdException w:name="Closing" w:semiHidden="1" w:unhideWhenUsed="1"/>
+    <w:lsdException w:name="Signature" w:semiHidden="1" w:unhideWhenUsed="1"/>
+    <w:lsdException w:name="Default Paragraph Font" w:semiHidden="1" w:uiPriority="1" w:unhideWhenUsed="1"/>
+    <w:lsdException w:name="Body Text" w:semiHidden="1" w:unhideWhenUsed="1"/>
+    <w:lsdException w:name="Body Text Indent" w:semiHidden="1" w:unhideWhenUsed="1"/>
+    <w:lsdException w:name="List Continue" w:semiHidden="1" w:unhideWhenUsed="1"/>
+    <w:lsdException w:name="List Continue 2" w:semiHidden="1" w:unhideWhenUsed="1"/>
+    <w:lsdException w:name="List Continue 3" w:semiHidden="1" w:unhideWhenUsed="1"/>
+    <w:lsdException w:name="List Continue 4" w:semiHidden="1" w:unhideWhenUsed="1"/>
+    <w:lsdException w:name="List Continue 5" w:semiHidden="1" w:unhideWhenUsed="1"/>
+    <w:lsdException w:name="Message Header" w:semiHidden="1" w:unhideWhenUsed="1"/>
+    <w:lsdException w:name="Subtitle" w:uiPriority="11" w:qFormat="1"/>
+    <w:lsdException w:name="Salutation" w:semiHidden="1" w:unhideWhenUsed="1"/>
+    <w:lsdException w:name="Date" w:semiHidden="1" w:unhideWhenUsed="1"/>
+    <w:lsdException w:name="Body Text First Indent" w:semiHidden="1" w:unhideWhenUsed="1"/>
+    <w:lsdException w:name="Body Text First Indent 2" w:semiHidden="1" w:unhideWhenUsed="1"/>
+    <w:lsdException w:name="Note Heading" w:semiHidden="1" w:unhideWhenUsed="1"/>
+    <w:lsdException w:name="Body Text 2" w:semiHidden="1" w:unhideWhenUsed="1"/>
+    <w:lsdException w:name="Body Text 3" w:semiHidden="1" w:unhideWhenUsed="1"/>
+    <w:lsdException w:name="Body Text Indent 2" w:semiHidden="1" w:unhideWhenUsed="1"/>
+    <w:lsdException w:name="Body Text Indent 3" w:semiHidden="1" w:unhideWhenUsed="1"/>
+    <w:lsdException w:name="Block Text" w:semiHidden="1" w:unhideWhenUsed="1"/>
+    <w:lsdException w:name="Hyperlink" w:semiHidden="1" w:unhideWhenUsed="1"/>
+    <w:lsdException w:name="FollowedHyperlink" w:semiHidden="1" w:unhideWhenUsed="1"/>
+    <w:lsdException w:name="Strong" w:uiPriority="22" w:qFormat="1"/>
+    <w:lsdException w:name="Emphasis" w:uiPriority="20" w:qFormat="1"/>
+    <w:lsdException w:name="Document Map" w:semiHidden="1" w:unhideWhenUsed="1"/>
+    <w:lsdException w:name="Plain Text" w:semiHidden="1" w:unhideWhenUsed="1"/>
+    <w:lsdException w:name="E-mail Signature" w:semiHidden="1" w:unhideWhenUsed="1"/>
+    <w:lsdException w:name="HTML Top of Form" w:semiHidden="1" w:unhideWhenUsed="1"/>
+    <w:lsdException w:name="HTML Bottom of Form" w:semiHidden="1" w:unhideWhenUsed="1"/>
+    <w:lsdException w:name="Normal (Web)" w:semiHidden="1" w:unhideWhenUsed="1"/>
+    <w:lsdException w:name="HTML Acronym" w:semiHidden="1" w:unhideWhenUsed="1"/>
+    <w:lsdException w:name="HTML Address" w:semiHidden="1" w:unhideWhenUsed="1"/>
+    <w:lsdException w:name="HTML Cite" w:semiHidden="1" w:unhideWhenUsed="1"/>
+    <w:lsdException w:name="HTML Code" w:semiHidden="1" w:unhideWhenUsed="1"/>
+    <w:lsdException w:name="HTML Definition" w:semiHidden="1" w:unhideWhenUsed="1"/>
+    <w:lsdException w:name="HTML Keyboard" w:semiHidden="1" w:unhideWhenUsed="1"/>
+    <w:lsdException w:name="HTML Preformatted" w:semiHidden="1" w:unhideWhenUsed="1"/>
+    <w:lsdException w:name="HTML Sample" w:semiHidden="1" w:unhideWhenUsed="1"/>
+    <w:lsdException w:name="HTML Typewriter" w:semiHidden="1" w:unhideWhenUsed="1"/>
+    <w:lsdException w:name="HTML Variable" w:semiHidden="1" w:unhideWhenUsed="1"/>
+    <w:lsdException w:name="Normal Table" w:semiHidden="1" w:unhideWhenUsed="1"/>
+    <w:lsdException w:name="annotation subject" w:semiHidden="1" w:unhideWhenUsed="1"/>
+    <w:lsdException w:name="No List" w:semiHidden="1" w:unhideWhenUsed="1"/>
+    <w:lsdException w:name="Outline List 1" w:semiHidden="1" w:unhideWhenUsed="1"/>
+    <w:lsdException w:name="Outline List 2" w:semiHidden="1" w:unhideWhenUsed="1"/>
+    <w:lsdException w:name="Outline List 3" w:semiHidden="1" w:unhideWhenUsed="1"/>
+    <w:lsdException w:name="Table Simple 1" w:semiHidden="1" w:unhideWhenUsed="1"/>
+    <w:lsdException w:name="Table Simple 2" w:semiHidden="1" w:unhideWhenUsed="1"/>
+    <w:lsdException w:name="Table Simple 3" w:semiHidden="1" w:unhideWhenUsed="1"/>
+    <w:lsdException w:name="Table Classic 1" w:semiHidden="1" w:unhideWhenUsed="1"/>
+    <w:lsdException w:name="Table Classic 2" w:semiHidden="1" w:unhideWhenUsed="1"/>
+    <w:lsdException w:name="Table Classic 3" w:semiHidden="1" w:unhideWhenUsed="1"/>
+    <w:lsdException w:name="Table Classic 4" w:semiHidden="1" w:unhideWhenUsed="1"/>
+    <w:lsdException w:name="Table Colorful 1" w:semiHidden="1" w:unhideWhenUsed="1"/>
+    <w:lsdException w:name="Table Colorful 2" w:semiHidden="1" w:unhideWhenUsed="1"/>
+    <w:lsdException w:name="Table Colorful 3" w:semiHidden="1" w:unhideWhenUsed="1"/>
+    <w:lsdException w:name="Table Columns 1" w:semiHidden="1" w:unhideWhenUsed="1"/>
+    <w:lsdException w:name="Table Columns 2" w:semiHidden="1" w:unhideWhenUsed="1"/>
+    <w:lsdException w:name="Table Columns 3" w:semiHidden="1" w:unhideWhenUsed="1"/>
+    <w:lsdException w:name="Table Columns 4" w:semiHidden="1" w:unhideWhenUsed="1"/>
+    <w:lsdException w:name="Table Columns 5" w:semiHidden="1" w:unhideWhenUsed="1"/>
+    <w:lsdException w:name="Table Grid 1" w:semiHidden="1" w:unhideWhenUsed="1"/>
+    <w:lsdException w:name="Table Grid 2" w:semiHidden="1" w:unhideWhenUsed="1"/>
+    <w:lsdException w:name="Table Grid 3" w:semiHidden="1" w:unhideWhenUsed="1"/>
+    <w:lsdException w:name="Table Grid 4" w:semiHidden="1" w:unhideWhenUsed="1"/>
+    <w:lsdException w:name="Table Grid 5" w:semiHidden="1" w:unhideWhenUsed="1"/>
+    <w:lsdException w:name="Table Grid 6" w:semiHidden="1" w:unhideWhenUsed="1"/>
+    <w:lsdException w:name="Table Grid 7" w:semiHidden="1" w:unhideWhenUsed="1"/>
+    <w:lsdException w:name="Table Grid 8" w:semiHidden="1" w:unhideWhenUsed="1"/>
+    <w:lsdException w:name="Table List 1" w:semiHidden="1" w:unhideWhenUsed="1"/>
+    <w:lsdException w:name="Table List 2" w:semiHidden="1" w:unhideWhenUsed="1"/>
+    <w:lsdException w:name="Table List 3" w:semiHidden="1" w:unhideWhenUsed="1"/>
+    <w:lsdException w:name="Table List 4" w:semiHidden="1" w:unhideWhenUsed="1"/>
+    <w:lsdException w:name="Table List 5" w:semiHidden="1" w:unhideWhenUsed="1"/>
+    <w:lsdException w:name="Table List 6" w:semiHidden="1" w:unhideWhenUsed="1"/>
+    <w:lsdException w:name="Table List 7" w:semiHidden="1" w:unhideWhenUsed="1"/>
+    <w:lsdException w:name="Table List 8" w:semiHidden="1" w:unhideWhenUsed="1"/>
+    <w:lsdException w:name="Table 3D effects 1" w:semiHidden="1" w:unhideWhenUsed="1"/>
+    <w:lsdException w:name="Table 3D effects 2" w:semiHidden="1" w:unhideWhenUsed="1"/>
+    <w:lsdException w:name="Table 3D effects 3" w:semiHidden="1" w:unhideWhenUsed="1"/>
+    <w:lsdException w:name="Table Contemporary" w:semiHidden="1" w:unhideWhenUsed="1"/>
+    <w:lsdException w:name="Table Elegant" w:semiHidden="1" w:unhideWhenUsed="1"/>
+    <w:lsdException w:name="Table Professional" w:semiHidden="1" w:unhideWhenUsed="1"/>
+    <w:lsdException w:name="Table Subtle 1" w:semiHidden="1" w:unhideWhenUsed="1"/>
+    <w:lsdException w:name="Table Subtle 2" w:semiHidden="1" w:unhideWhenUsed="1"/>
+    <w:lsdException w:name="Table Web 1" w:semiHidden="1" w:unhideWhenUsed="1"/>
+    <w:lsdException w:name="Table Web 2" w:semiHidden="1" w:unhideWhenUsed="1"/>
+    <w:lsdException w:name="Table Web 3" w:semiHidden="1" w:unhideWhenUsed="1"/>
+    <w:lsdException w:name="Balloon Text" w:semiHidden="1" w:unhideWhenUsed="1"/>
+    <w:lsdException w:name="Table Grid" w:uiPriority="39"/>
+    <w:lsdException w:name="Table Theme" w:semiHidden="1" w:unhideWhenUsed="1"/>
+    <w:lsdException w:name="Placeholder Text" w:semiHidden="1"/>
+    <w:lsdException w:name="No Spacing" w:uiPriority="1" w:qFormat="1"/>
+    <w:lsdException w:name="Light Shading" w:uiPriority="60"/>
+    <w:lsdException w:name="Light List" w:uiPriority="61"/>
+    <w:lsdException w:name="Light Grid" w:uiPriority="62"/>
+    <w:lsdException w:name="Medium Shading 1" w:uiPriority="63"/>
+    <w:lsdException w:name="Medium Shading 2" w:uiPriority="64"/>
+    <w:lsdException w:name="Medium List 1" w:uiPriority="65"/>
+    <w:lsdException w:name="Medium List 2" w:uiPriority="66"/>
+    <w:lsdException w:name="Medium Grid 1" w:uiPriority="67"/>
+    <w:lsdException w:name="Medium Grid 2" w:uiPriority="68"/>
+    <w:lsdException w:name="Medium Grid 3" w:uiPriority="69"/>
+    <w:lsdException w:name="Dark List" w:uiPriority="70"/>
+    <w:lsdException w:name="Colorful Shading" w:uiPriority="71"/>
+    <w:lsdException w:name="Colorful List" w:uiPriority="72"/>
+    <w:lsdException w:name="Colorful Grid" w:uiPriority="73"/>
+    <w:lsdException w:name="Light Shading Accent 1" w:uiPriority="60"/>
+    <w:lsdException w:name="Light List Accent 1" w:uiPriority="61"/>
+    <w:lsdException w:name="Light Grid Accent 1" w:uiPriority="62"/>
+    <w:lsdException w:name="Medium Shading 1 Accent 1" w:uiPriority="63"/>
+    <w:lsdException w:name="Medium Shading 2 Accent 1" w:uiPriority="64"/>
+    <w:lsdException w:name="Medium List 1 Accent 1" w:uiPriority="65"/>
+    <w:lsdException w:name="Revision" w:semiHidden="1"/>
+    <w:lsdException w:name="List Paragraph" w:uiPriority="34" w:qFormat="1"/>
+    <w:lsdException w:name="Quote" w:uiPriority="29" w:qFormat="1"/>
+    <w:lsdException w:name="Intense Quote" w:uiPriority="30" w:qFormat="1"/>
+    <w:lsdException w:name="Medium List 2 Accent 1" w:uiPriority="66"/>
+    <w:lsdException w:name="Medium Grid 1 Accent 1" w:uiPriority="67"/>
+    <w:lsdException w:name="Medium Grid 2 Accent 1" w:uiPriority="68"/>
+    <w:lsdException w:name="Medium Grid 3 Accent 1" w:uiPriority="69"/>
+    <w:lsdException w:name="Dark List Accent 1" w:uiPriority="70"/>
+    <w:lsdException w:name="Colorful Shading Accent 1" w:uiPriority="71"/>
+    <w:lsdException w:name="Colorful List Accent 1" w:uiPriority="72"/>
+    <w:lsdException w:name="Colorful Grid Accent 1" w:uiPriority="73"/>
+    <w:lsdException w:name="Light Shading Accent 2" w:uiPriority="60"/>
+    <w:lsdException w:name="Light List Accent 2" w:uiPriority="61"/>
+    <w:lsdException w:name="Light Grid Accent 2" w:uiPriority="62"/>
+    <w:lsdException w:name="Medium Shading 1 Accent 2" w:uiPriority="63"/>
+    <w:lsdException w:name="Medium Shading 2 Accent 2" w:uiPriority="64"/>
+    <w:lsdException w:name="Medium List 1 Accent 2" w:uiPriority="65"/>
+    <w:lsdException w:name="Medium List 2 Accent 2" w:uiPriority="66"/>
+    <w:lsdException w:name="Medium Grid 1 Accent 2" w:uiPriority="67"/>
+    <w:lsdException w:name="Medium Grid 2 Accent 2" w:uiPriority="68"/>
+    <w:lsdException w:name="Medium Grid 3 Accent 2" w:uiPriority="69"/>
+    <w:lsdException w:name="Dark List Accent 2" w:uiPriority="70"/>
+    <w:lsdException w:name="Colorful Shading Accent 2" w:uiPriority="71"/>
+    <w:lsdException w:name="Colorful List Accent 2" w:uiPriority="72"/>
+    <w:lsdException w:name="Colorful Grid Accent 2" w:uiPriority="73"/>
+    <w:lsdException w:name="Light Shading Accent 3" w:uiPriority="60"/>
+    <w:lsdException w:name="Light List Accent 3" w:uiPriority="61"/>
+    <w:lsdException w:name="Light Grid Accent 3" w:uiPriority="62"/>
+    <w:lsdException w:name="Medium Shading 1 Accent 3" w:uiPriority="63"/>
+    <w:lsdException w:name="Medium Shading 2 Accent 3" w:uiPriority="64"/>
+    <w:lsdException w:name="Medium List 1 Accent 3" w:uiPriority="65"/>
+    <w:lsdException w:name="Medium List 2 Accent 3" w:uiPriority="66"/>
+    <w:lsdException w:name="Medium Grid 1 Accent 3" w:uiPriority="67"/>
+    <w:lsdException w:name="Medium Grid 2 Accent 3" w:uiPriority="68"/>
+    <w:lsdException w:name="Medium Grid 3 Accent 3" w:uiPriority="69"/>
+    <w:lsdException w:name="Dark List Accent 3" w:uiPriority="70"/>
+    <w:lsdException w:name="Colorful Shading Accent 3" w:uiPriority="71"/>
+    <w:lsdException w:name="Colorful List Accent 3" w:uiPriority="72"/>
+    <w:lsdException w:name="Colorful Grid Accent 3" w:uiPriority="73"/>
+    <w:lsdException w:name="Light Shading Accent 4" w:uiPriority="60"/>
+    <w:lsdException w:name="Light List Accent 4" w:uiPriority="61"/>
+    <w:lsdException w:name="Light Grid Accent 4" w:uiPriority="62"/>
+    <w:lsdException w:name="Medium Shading 1 Accent 4" w:uiPriority="63"/>
+    <w:lsdException w:name="Medium Shading 2 Accent 4" w:uiPriority="64"/>
+    <w:lsdException w:name="Medium List 1 Accent 4" w:uiPriority="65"/>
+    <w:lsdException w:name="Medium List 2 Accent 4" w:uiPriority="66"/>
+    <w:lsdException w:name="Medium Grid 1 Accent 4" w:uiPriority="67"/>
+    <w:lsdException w:name="Medium Grid 2 Accent 4" w:uiPriority="68"/>
+    <w:lsdException w:name="Medium Grid 3 Accent 4" w:uiPriority="69"/>
+    <w:lsdException w:name="Dark List Accent 4" w:uiPriority="70"/>
+    <w:lsdException w:name="Colorful Shading Accent 4" w:uiPriority="71"/>
+    <w:lsdException w:name="Colorful List Accent 4" w:uiPriority="72"/>
+    <w:lsdException w:name="Colorful Grid Accent 4" w:uiPriority="73"/>
+    <w:lsdException w:name="Light Shading Accent 5" w:uiPriority="60"/>
+    <w:lsdException w:name="Light List Accent 5" w:uiPriority="61"/>
+    <w:lsdException w:name="Light Grid Accent 5" w:uiPriority="62"/>
+    <w:lsdException w:name="Medium Shading 1 Accent 5" w:uiPriority="63"/>
+    <w:lsdException w:name="Medium Shading 2 Accent 5" w:uiPriority="64"/>
+    <w:lsdException w:name="Medium List 1 Accent 5" w:uiPriority="65"/>
+    <w:lsdException w:name="Medium List 2 Accent 5" w:uiPriority="66"/>
+    <w:lsdException w:name="Medium Grid 1 Accent 5" w:uiPriority="67"/>
+    <w:lsdException w:name="Medium Grid 2 Accent 5" w:uiPriority="68"/>
+    <w:lsdException w:name="Medium Grid 3 Accent 5" w:uiPriority="69"/>
+    <w:lsdException w:name="Dark List Accent 5" w:uiPriority="70"/>
+    <w:lsdException w:name="Colorful Shading Accent 5" w:uiPriority="71"/>
+    <w:lsdException w:name="Colorful List Accent 5" w:uiPriority="72"/>
+    <w:lsdException w:name="Colorful Grid Accent 5" w:uiPriority="73"/>
+    <w:lsdException w:name="Light Shading Accent 6" w:uiPriority="60"/>
+    <w:lsdException w:name="Light List Accent 6" w:uiPriority="61"/>
+    <w:lsdException w:name="Light Grid Accent 6" w:uiPriority="62"/>
+    <w:lsdException w:name="Medium Shading 1 Accent 6" w:uiPriority="63"/>
+    <w:lsdException w:name="Medium Shading 2 Accent 6" w:uiPriority="64"/>
+    <w:lsdException w:name="Medium List 1 Accent 6" w:uiPriority="65"/>
+    <w:lsdException w:name="Medium List 2 Accent 6" w:uiPriority="66"/>
+    <w:lsdException w:name="Medium Grid 1 Accent 6" w:uiPriority="67"/>
+    <w:lsdException w:name="Medium Grid 2 Accent 6" w:uiPriority="68"/>
+    <w:lsdException w:name="Medium Grid 3 Accent 6" w:uiPriority="69"/>
+    <w:lsdException w:name="Dark List Accent 6" w:uiPriority="70"/>
+    <w:lsdException w:name="Colorful Shading Accent 6" w:uiPriority="71"/>
+    <w:lsdException w:name="Colorful List Accent 6" w:uiPriority="72"/>
+    <w:lsdException w:name="Colorful Grid Accent 6" w:uiPriority="73"/>
+    <w:lsdException w:name="Subtle Emphasis" w:uiPriority="19" w:qFormat="1"/>
+    <w:lsdException w:name="Intense Emphasis" w:uiPriority="21" w:qFormat="1"/>
+    <w:lsdException w:name="Subtle Reference" w:uiPriority="31" w:qFormat="1"/>
+    <w:lsdException w:name="Intense Reference" w:uiPriority="32" w:qFormat="1"/>
+    <w:lsdException w:name="Book Title" w:uiPriority="33" w:qFormat="1"/>
+    <w:lsdException w:name="Bibliography" w:semiHidden="1" w:uiPriority="37" w:unhideWhenUsed="1"/>
+    <w:lsdException w:name="TOC Heading" w:semiHidden="1" w:uiPriority="39" w:unhideWhenUsed="1" w:qFormat="1"/>
+    <w:lsdException w:name="Plain Table 1" w:uiPriority="41"/>
+    <w:lsdException w:name="Plain Table 2" w:uiPriority="42"/>
+    <w:lsdException w:name="Plain Table 3" w:uiPriority="43"/>
+    <w:lsdException w:name="Plain Table 4" w:uiPriority="44"/>
+    <w:lsdException w:name="Plain Table 5" w:uiPriority="45"/>
+    <w:lsdException w:name="Grid Table Light" w:uiPriority="40"/>
+    <w:lsdException w:name="Grid Table 1 Light" w:uiPriority="46"/>
+    <w:lsdException w:name="Grid Table 2" w:uiPriority="47"/>
+    <w:lsdException w:name="Grid Table 3" w:uiPriority="48"/>
+    <w:lsdException w:name="Grid Table 4" w:uiPriority="49"/>
+    <w:lsdException w:name="Grid Table 5 Dark" w:uiPriority="50"/>
+    <w:lsdException w:name="Grid Table 6 Colorful" w:uiPriority="51"/>
+    <w:lsdException w:name="Grid Table 7 Colorful" w:uiPriority="52"/>
+    <w:lsdException w:name="Grid Table 1 Light Accent 1" w:uiPriority="46"/>
+    <w:lsdException w:name="Grid Table 2 Accent 1" w:uiPriority="47"/>
+    <w:lsdException w:name="Grid Table 3 Accent 1" w:uiPriority="48"/>
+    <w:lsdException w:name="Grid Table 4 Accent 1" w:uiPriority="49"/>
+    <w:lsdException w:name="Grid Table 5 Dark Accent 1" w:uiPriority="50"/>
+    <w:lsdException w:name="Grid Table 6 Colorful Accent 1" w:uiPriority="51"/>
+    <w:lsdException w:name="Grid Table 7 Colorful Accent 1" w:uiPriority="52"/>
+    <w:lsdException w:name="Grid Table 1 Light Accent 2" w:uiPriority="46"/>
+    <w:lsdException w:name="Grid Table 2 Accent 2" w:uiPriority="47"/>
+    <w:lsdException w:name="Grid Table 3 Accent 2" w:uiPriority="48"/>
+    <w:lsdException w:name="Grid Table 4 Accent 2" w:uiPriority="49"/>
+    <w:lsdException w:name="Grid Table 5 Dark Accent 2" w:uiPriority="50"/>
+    <w:lsdException w:name="Grid Table 6 Colorful Accent 2" w:uiPriority="51"/>
+    <w:lsdException w:name="Grid Table 7 Colorful Accent 2" w:uiPriority="52"/>
+    <w:lsdException w:name="Grid Table 1 Light Accent 3" w:uiPriority="46"/>
+    <w:lsdException w:name="Grid Table 2 Accent 3" w:uiPriority="47"/>
+    <w:lsdException w:name="Grid Table 3 Accent 3" w:uiPriority="48"/>
+    <w:lsdException w:name="Grid Table 4 Accent 3" w:uiPriority="49"/>
+    <w:lsdException w:name="Grid Table 5 Dark Accent 3" w:uiPriority="50"/>
+    <w:lsdException w:name="Grid Table 6 Colorful Accent 3" w:uiPriority="51"/>
+    <w:lsdException w:name="Grid Table 7 Colorful Accent 3" w:uiPriority="52"/>
+    <w:lsdException w:name="Grid Table 1 Light Accent 4" w:uiPriority="46"/>
+    <w:lsdException w:name="Grid Table 2 Accent 4" w:uiPriority="47"/>
+    <w:lsdException w:name="Grid Table 3 Accent 4" w:uiPriority="48"/>
+    <w:lsdException w:name="Grid Table 4 Accent 4" w:uiPriority="49"/>
+    <w:lsdException w:name="Grid Table 5 Dark Accent 4" w:uiPriority="50"/>
+    <w:lsdException w:name="Grid Table 6 Colorful Accent 4" w:uiPriority="51"/>
+    <w:lsdException w:name="Grid Table 7 Colorful Accent 4" w:uiPriority="52"/>
+    <w:lsdException w:name="Grid Table 1 Light Accent 5" w:uiPriority="46"/>
+    <w:lsdException w:name="Grid Table 2 Accent 5" w:uiPriority="47"/>
+    <w:lsdException w:name="Grid Table 3 Accent 5" w:uiPriority="48"/>
+    <w:lsdException w:name="Grid Table 4 Accent 5" w:uiPriority="49"/>
+    <w:lsdException w:name="Grid Table 5 Dark Accent 5" w:uiPriority="50"/>
+    <w:lsdException w:name="Grid Table 6 Colorful Accent 5" w:uiPriority="51"/>
+    <w:lsdException w:name="Grid Table 7 Colorful Accent 5" w:uiPriority="52"/>
+    <w:lsdException w:name="Grid Table 1 Light Accent 6" w:uiPriority="46"/>
+    <w:lsdException w:name="Grid Table 2 Accent 6" w:uiPriority="47"/>
+    <w:lsdException w:name="Grid Table 3 Accent 6" w:uiPriority="48"/>
+    <w:lsdException w:name="Grid Table 4 Accent 6" w:uiPriority="49"/>
+    <w:lsdException w:name="Grid Table 5 Dark Accent 6" w:uiPriority="50"/>
+    <w:lsdException w:name="Grid Table 6 Colorful Accent 6" w:uiPriority="51"/>
+    <w:lsdException w:name="Grid Table 7 Colorful Accent 6" w:uiPriority="52"/>
+    <w:lsdException w:name="List Table 1 Light" w:uiPriority="46"/>
+    <w:lsdException w:name="List Table 2" w:uiPriority="47"/>
+    <w:lsdException w:name="List Table 3" w:uiPriority="48"/>
+    <w:lsdException w:name="List Table 4" w:uiPriority="49"/>
+    <w:lsdException w:name="List Table 5 Dark" w:uiPriority="50"/>
+    <w:lsdException w:name="List Table 6 Colorful" w:uiPriority="51"/>
+    <w:lsdException w:name="List Table 7 Colorful" w:uiPriority="52"/>
+    <w:lsdException w:name="List Table 1 Light Accent 1" w:uiPriority="46"/>
+    <w:lsdException w:name="List Table 2 Accent 1" w:uiPriority="47"/>
+    <w:lsdException w:name="List Table 3 Accent 1" w:uiPriority="48"/>
+    <w:lsdException w:name="List Table 4 Accent 1" w:uiPriority="49"/>
+    <w:lsdException w:name="List Table 5 Dark Accent 1" w:uiPriority="50"/>
+    <w:lsdException w:name="List Table 6 Colorful Accent 1" w:uiPriority="51"/>
+    <w:lsdException w:name="List Table 7 Colorful Accent 1" w:uiPriority="52"/>
+    <w:lsdException w:name="List Table 1 Light Accent 2" w:uiPriority="46"/>
+    <w:lsdException w:name="List Table 2 Accent 2" w:uiPriority="47"/>
+    <w:lsdException w:name="List Table 3 Accent 2" w:uiPriority="48"/>
+    <w:lsdException w:name="List Table 4 Accent 2" w:uiPriority="49"/>
+    <w:lsdException w:name="List Table 5 Dark Accent 2" w:uiPriority="50"/>
+    <w:lsdException w:name="List Table 6 Colorful Accent 2" w:uiPriority="51"/>
+    <w:lsdException w:name="List Table 7 Colorful Accent 2" w:uiPriority="52"/>
+    <w:lsdException w:name="List Table 1 Light Accent 3" w:uiPriority="46"/>
+    <w:lsdException w:name="List Table 2 Accent 3" w:uiPriority="47"/>
+    <w:lsdException w:name="List Table 3 Accent 3" w:uiPriority="48"/>
+    <w:lsdException w:name="List Table 4 Accent 3" w:uiPriority="49"/>
+    <w:lsdException w:name="List Table 5 Dark Accent 3" w:uiPriority="50"/>
+    <w:lsdException w:name="List Table 6 Colorful Accent 3" w:uiPriority="51"/>
+    <w:lsdException w:name="List Table 7 Colorful Accent 3" w:uiPriority="52"/>
+    <w:lsdException w:name="List Table 1 Light Accent 4" w:uiPriority="46"/>
+    <w:lsdException w:name="List Table 2 Accent 4" w:uiPriority="47"/>
+    <w:lsdException w:name="List Table 3 Accent 4" w:uiPriority="48"/>
+    <w:lsdException w:name="List Table 4 Accent 4" w:uiPriority="49"/>
+    <w:lsdException w:name="List Table 5 Dark Accent 4" w:uiPriority="50"/>
+    <w:lsdException w:name="List Table 6 Colorful Accent 4" w:uiPriority="51"/>
+    <w:lsdException w:name="List Table 7 Colorful Accent 4" w:uiPriority="52"/>
+    <w:lsdException w:name="List Table 1 Light Accent 5" w:uiPriority="46"/>
+    <w:lsdException w:name="List Table 2 Accent 5" w:uiPriority="47"/>
+    <w:lsdException w:name="List Table 3 Accent 5" w:uiPriority="48"/>
+    <w:lsdException w:name="List Table 4 Accent 5" w:uiPriority="49"/>
+    <w:lsdException w:name="List Table 5 Dark Accent 5" w:uiPriority="50"/>
+    <w:lsdException w:name="List Table 6 Colorful Accent 5" w:uiPriority="51"/>
+    <w:lsdException w:name="List Table 7 Colorful Accent 5" w:uiPriority="52"/>
+    <w:lsdException w:name="List Table 1 Light Accent 6" w:uiPriority="46"/>
+    <w:lsdException w:name="List Table 2 Accent 6" w:uiPriority="47"/>
+    <w:lsdException w:name="List Table 3 Accent 6" w:uiPriority="48"/>
+    <w:lsdException w:name="List Table 4 Accent 6" w:uiPriority="49"/>
+    <w:lsdException w:name="List Table 5 Dark Accent 6" w:uiPriority="50"/>
+    <w:lsdException w:name="List Table 6 Colorful Accent 6" w:uiPriority="51"/>
+    <w:lsdException w:name="List Table 7 Colorful Accent 6" w:uiPriority="52"/>
+    <w:lsdException w:name="Mention" w:semiHidden="1" w:unhideWhenUsed="1"/>
+    <w:lsdException w:name="Smart Hyperlink" w:semiHidden="1" w:unhideWhenUsed="1"/>
+    <w:lsdException w:name="Hashtag" w:semiHidden="1" w:unhideWhenUsed="1"/>
+    <w:lsdException w:name="Unresolved Mention" w:semiHidden="1" w:unhideWhenUsed="1"/>
+    <w:lsdException w:name="Smart Link" w:semiHidden="1" w:unhideWhenUsed="1"/>
+  </w:latentStyles>
+  <w:style w:type="paragraph" w:default="1" w:styleId="Normal">
+    <w:name w:val="Normal"/>
+    <w:qFormat/>
+  </w:style>
+  <w:style w:type="character" w:default="1" w:styleId="Policepardfaut">
+    <w:name w:val="Default Paragraph Font"/>
+    <w:uiPriority w:val="1"/>
+    <w:semiHidden/>
+    <w:unhideWhenUsed/>
+  </w:style>
+  <w:style w:type="table" w:default="1" w:styleId="TableauNormal">
+    <w:name w:val="Normal Table"/>
+    <w:uiPriority w:val="99"/>
+    <w:semiHidden/>
+    <w:unhideWhenUsed/>
+    <w:tblPr>
+      <w:tblInd w:w="0" w:type="dxa"/>
+      <w:tblCellMar>
+        <w:top w:w="0" w:type="dxa"/>
+        <w:left w:w="108" w:type="dxa"/>
+        <w:bottom w:w="0" w:type="dxa"/>
+        <w:right w:w="108" w:type="dxa"/>
+      </w:tblCellMar>
+    </w:tblPr>
+  </w:style>
+  <w:style w:type="numbering" w:default="1" w:styleId="Aucuneliste">
+    <w:name w:val="No List"/>
+    <w:uiPriority w:val="99"/>
+    <w:semiHidden/>
+    <w:unhideWhenUsed/>
+  </w:style>
+  <w:style w:type="paragraph" w:customStyle="1" w:styleId="1664AD1EC63C48CE9BFC651CE7A6A215">
+    <w:name w:val="1664AD1EC63C48CE9BFC651CE7A6A215"/>
+    <w:rsid w:val="00FF56FA"/>
+  </w:style>
+</w:styles>
+</file>
+
+<file path=word/glossary/webSettings.xml><?xml version="1.0" encoding="utf-8"?>
+<w:webSettings xmlns:mc="http://schemas.openxmlformats.org/markup-compatibility/2006" xmlns:r="http://schemas.openxmlformats.org/officeDocument/2006/relationships" xmlns:w="http://schemas.openxmlformats.org/wordprocessingml/2006/main" xmlns:w14="http://schemas.microsoft.com/office/word/2010/wordml" xmlns:w15="http://schemas.microsoft.com/office/word/2012/wordml" xmlns:w16cex="http://schemas.microsoft.com/office/word/2018/wordml/cex" xmlns:w16cid="http://schemas.microsoft.com/office/word/2016/wordml/cid" xmlns:w16="http://schemas.microsoft.com/office/word/2018/wordml" xmlns:w16du="http://schemas.microsoft.com/office/word/2023/wordml/word16du" xmlns:w16sdtdh="http://schemas.microsoft.com/office/word/2020/wordml/sdtdatahash" xmlns:w16sdtfl="http://schemas.microsoft.com/office/word/2024/wordml/sdtformatlock" xmlns:w16se="http://schemas.microsoft.com/office/word/2015/wordml/symex" mc:Ignorable="w14 w15 w16se w16cid w16 w16cex w16sdtdh w16sdtfl w16du">
+  <w:optimizeForBrowser/>
+  <w:allowPNG/>
+</w:webSettings>
+</file>
+
 <file path=word/theme/theme1.xml><?xml version="1.0" encoding="utf-8"?>
 <a:theme xmlns:a="http://schemas.openxmlformats.org/drawingml/2006/main" name="Thème Office">
   <a:themeElements>

--- a/django_hr/documents/templates/cdd-6mois.docx
+++ b/django_hr/documents/templates/cdd-6mois.docx
@@ -2464,6 +2464,15 @@
     <w:p>
       <w:pPr>
         <w:ind w:left="2124" w:firstLine="708"/>
+        <w:sectPr>
+          <w:headerReference w:type="even" r:id="rId7"/>
+          <w:headerReference w:type="default" r:id="rId8"/>
+          <w:pgSz w:w="11906" w:h="16838"/>
+          <w:pgMar w:top="851" w:right="1418" w:bottom="284" w:left="1418" w:header="709" w:footer="709" w:gutter="0"/>
+          <w:pgNumType w:start="1"/>
+          <w:cols w:space="720"/>
+          <w:docGrid w:linePitch="299"/>
+        </w:sectPr>
       </w:pPr>
       <w:r>
         <w:t xml:space="preserve">             </w:t>
@@ -2486,13 +2495,552 @@
       <w:r>
         <w:tab/>
       </w:r>
+    </w:p>
+    <w:p>
+      <w:pPr>
+        <w:jc w:val="center"/>
+      </w:pPr>
+    </w:p>
+    <w:p>
+      <w:pPr>
+        <w:jc w:val="center"/>
+      </w:pPr>
+      <w:r>
+        <w:drawing>
+          <wp:inline distT="0" distB="0" distL="0" distR="0" wp14:anchorId="4BF2749A" wp14:editId="4156B009">
+            <wp:extent cx="1778200" cy="1113182"/>
+            <wp:effectExtent l="0" t="0" r="0" b="0"/>
+            <wp:docPr id="1781436652" name="Image 1"/>
+            <wp:cNvGraphicFramePr>
+              <a:graphicFrameLocks xmlns:a="http://schemas.openxmlformats.org/drawingml/2006/main" noChangeAspect="1"/>
+            </wp:cNvGraphicFramePr>
+            <a:graphic xmlns:a="http://schemas.openxmlformats.org/drawingml/2006/main">
+              <a:graphicData uri="http://schemas.openxmlformats.org/drawingml/2006/picture">
+                <pic:pic xmlns:pic="http://schemas.openxmlformats.org/drawingml/2006/picture">
+                  <pic:nvPicPr>
+                    <pic:cNvPr id="1781436652" name=""/>
+                    <pic:cNvPicPr/>
+                  </pic:nvPicPr>
+                  <pic:blipFill>
+                    <a:blip r:embed="rId9"/>
+                    <a:stretch>
+                      <a:fillRect/>
+                    </a:stretch>
+                  </pic:blipFill>
+                  <pic:spPr>
+                    <a:xfrm>
+                      <a:off x="0" y="0"/>
+                      <a:ext cx="1782965" cy="1116165"/>
+                    </a:xfrm>
+                    <a:prstGeom prst="rect">
+                      <a:avLst/>
+                    </a:prstGeom>
+                  </pic:spPr>
+                </pic:pic>
+              </a:graphicData>
+            </a:graphic>
+          </wp:inline>
+        </w:drawing>
+      </w:r>
+    </w:p>
+    <w:p>
+      <w:pPr>
+        <w:ind w:left="3540" w:firstLine="708"/>
+      </w:pPr>
+      <w:r>
+        <w:t xml:space="preserve">Antananarivo le </w:t>
+      </w:r>
+      <w:proofErr w:type="spellStart"/>
+      <w:r>
+        <w:t>xxxxxxxxx</w:t>
+      </w:r>
+      <w:proofErr w:type="spellEnd"/>
+    </w:p>
+    <w:p>
+      <w:pPr>
+        <w:rPr>
+          <w:b/>
+        </w:rPr>
+      </w:pPr>
+      <w:r>
+        <w:t>M</w:t>
+      </w:r>
+      <w:r>
+        <w:t xml:space="preserve">r / Mme :  </w:t>
+      </w:r>
+    </w:p>
+    <w:p>
+      <w:pPr>
+        <w:rPr>
+          <w:b/>
+        </w:rPr>
+      </w:pPr>
+      <w:r>
+        <w:t>Date d’embauche :</w:t>
+      </w:r>
+      <w:r>
+        <w:rPr>
+          <w:b/>
+        </w:rPr>
+        <w:t xml:space="preserve"> </w:t>
+      </w:r>
+    </w:p>
+    <w:p>
+      <w:pPr>
+        <w:rPr>
+          <w:b/>
+        </w:rPr>
+      </w:pPr>
+      <w:r>
+        <w:t>Fonction :</w:t>
+      </w:r>
+      <w:r>
+        <w:rPr>
+          <w:b/>
+        </w:rPr>
+        <w:t xml:space="preserve"> </w:t>
+      </w:r>
+    </w:p>
+    <w:p>
+      <w:pPr>
+        <w:rPr>
+          <w:b/>
+        </w:rPr>
+      </w:pPr>
+      <w:r>
+        <w:t>Matricule</w:t>
+      </w:r>
+      <w:r>
+        <w:t xml:space="preserve"> : </w:t>
+      </w:r>
+    </w:p>
+    <w:p>
+      <w:r>
+        <w:t>Section</w:t>
+      </w:r>
+      <w:r>
+        <w:rPr>
+          <w:b/>
+        </w:rPr>
+        <w:t> :</w:t>
+      </w:r>
+      <w:r>
+        <w:rPr>
+          <w:b/>
+        </w:rPr>
+        <w:tab/>
+      </w:r>
+      <w:r>
+        <w:rPr>
+          <w:b/>
+        </w:rPr>
+        <w:tab/>
+      </w:r>
+      <w:r>
+        <w:rPr>
+          <w:b/>
+        </w:rPr>
+        <w:tab/>
+      </w:r>
+      <w:r>
+        <w:rPr>
+          <w:b/>
+        </w:rPr>
+        <w:tab/>
+      </w:r>
+      <w:r>
+        <w:rPr>
+          <w:b/>
+        </w:rPr>
+        <w:tab/>
+      </w:r>
+      <w:r>
+        <w:rPr>
+          <w:b/>
+        </w:rPr>
+        <w:tab/>
+      </w:r>
+      <w:r>
+        <w:t>Site :</w:t>
+      </w:r>
+      <w:r>
+        <w:t xml:space="preserve"> </w:t>
+      </w:r>
+    </w:p>
+    <w:p/>
+    <w:p>
+      <w:r>
+        <w:t xml:space="preserve">1ʳᵉ Renouvellement </w:t>
+      </w:r>
+    </w:p>
+    <w:p>
+      <w:pPr>
+        <w:tabs>
+          <w:tab w:val="left" w:pos="8352"/>
+        </w:tabs>
+      </w:pPr>
+      <w:r>
+        <w:tab/>
+      </w:r>
+    </w:p>
+    <w:p>
+      <w:r>
+        <w:t>Madame/Monsieur,</w:t>
+      </w:r>
+    </w:p>
+    <w:p>
+      <w:pPr>
+        <w:rPr>
+          <w:b/>
+        </w:rPr>
+      </w:pPr>
+      <w:r>
+        <w:t xml:space="preserve">Nous vous informons du renouvellement de votre contrat déterminé allant du </w:t>
+      </w:r>
+      <w:proofErr w:type="spellStart"/>
+      <w:r>
+        <w:rPr>
+          <w:b/>
+        </w:rPr>
+        <w:t>xxxxx</w:t>
+      </w:r>
+      <w:proofErr w:type="spellEnd"/>
+      <w:r>
+        <w:t xml:space="preserve"> au </w:t>
+      </w:r>
+      <w:proofErr w:type="spellStart"/>
+      <w:r>
+        <w:t>xxxxx</w:t>
+      </w:r>
+      <w:proofErr w:type="spellEnd"/>
+      <w:r>
+        <w:rPr>
+          <w:b/>
+        </w:rPr>
+        <w:fldChar w:fldCharType="begin"/>
+      </w:r>
+      <w:r>
+        <w:rPr>
+          <w:b/>
+        </w:rPr>
+        <w:instrText xml:space="preserve"> MERGEFIELD D_Fin_12_en_lettres </w:instrText>
+      </w:r>
+      <w:r>
+        <w:rPr>
+          <w:b/>
+        </w:rPr>
+        <w:fldChar w:fldCharType="separate"/>
+      </w:r>
+      <w:r>
+        <w:rPr>
+          <w:b/>
+        </w:rPr>
+        <w:fldChar w:fldCharType="end"/>
+      </w:r>
+    </w:p>
+    <w:p>
+      <w:pPr>
+        <w:rPr>
+          <w:b/>
+        </w:rPr>
+      </w:pPr>
+      <w:r>
+        <w:t xml:space="preserve">Ny </w:t>
+      </w:r>
+      <w:proofErr w:type="spellStart"/>
+      <w:r>
+        <w:t>orinasa</w:t>
+      </w:r>
+      <w:proofErr w:type="spellEnd"/>
+      <w:r>
+        <w:t xml:space="preserve"> dia </w:t>
+      </w:r>
+      <w:proofErr w:type="spellStart"/>
+      <w:r>
+        <w:t>mampahafantatra</w:t>
+      </w:r>
+      <w:proofErr w:type="spellEnd"/>
+      <w:r>
+        <w:t xml:space="preserve"> </w:t>
+      </w:r>
+      <w:proofErr w:type="spellStart"/>
+      <w:r>
+        <w:t>anao</w:t>
+      </w:r>
+      <w:proofErr w:type="spellEnd"/>
+      <w:r>
+        <w:t xml:space="preserve"> </w:t>
+      </w:r>
+      <w:proofErr w:type="spellStart"/>
+      <w:r>
+        <w:t>ny</w:t>
+      </w:r>
+      <w:proofErr w:type="spellEnd"/>
+      <w:r>
+        <w:t xml:space="preserve"> </w:t>
+      </w:r>
+      <w:proofErr w:type="spellStart"/>
+      <w:r>
+        <w:t>fanavaozana</w:t>
+      </w:r>
+      <w:proofErr w:type="spellEnd"/>
+      <w:r>
+        <w:t xml:space="preserve"> </w:t>
+      </w:r>
+      <w:proofErr w:type="spellStart"/>
+      <w:r>
+        <w:t>indray</w:t>
+      </w:r>
+      <w:proofErr w:type="spellEnd"/>
+      <w:r>
+        <w:t xml:space="preserve"> </w:t>
+      </w:r>
+      <w:proofErr w:type="spellStart"/>
+      <w:r>
+        <w:t>ny</w:t>
+      </w:r>
+      <w:proofErr w:type="spellEnd"/>
+      <w:r>
+        <w:t xml:space="preserve"> </w:t>
+      </w:r>
+      <w:proofErr w:type="spellStart"/>
+      <w:r>
+        <w:t>fifanarahana</w:t>
+      </w:r>
+      <w:proofErr w:type="spellEnd"/>
+      <w:r>
+        <w:t xml:space="preserve"> </w:t>
+      </w:r>
+      <w:proofErr w:type="spellStart"/>
+      <w:r>
+        <w:t>arak’asa</w:t>
+      </w:r>
+      <w:proofErr w:type="spellEnd"/>
+      <w:r>
+        <w:t xml:space="preserve"> </w:t>
+      </w:r>
+      <w:proofErr w:type="spellStart"/>
+      <w:r>
+        <w:t>voafetra</w:t>
+      </w:r>
+      <w:proofErr w:type="spellEnd"/>
+      <w:r>
+        <w:t xml:space="preserve">, </w:t>
+      </w:r>
+      <w:proofErr w:type="spellStart"/>
+      <w:r>
+        <w:t>izay</w:t>
+      </w:r>
+      <w:proofErr w:type="spellEnd"/>
+      <w:r>
+        <w:t xml:space="preserve"> </w:t>
+      </w:r>
+      <w:proofErr w:type="spellStart"/>
+      <w:r>
+        <w:t>manomboka</w:t>
+      </w:r>
+      <w:proofErr w:type="spellEnd"/>
+      <w:r>
+        <w:t xml:space="preserve"> </w:t>
+      </w:r>
+      <w:proofErr w:type="spellStart"/>
+      <w:r>
+        <w:t>ny</w:t>
+      </w:r>
+      <w:proofErr w:type="spellEnd"/>
+      <w:r>
+        <w:t xml:space="preserve"> </w:t>
+      </w:r>
+      <w:proofErr w:type="spellStart"/>
+      <w:proofErr w:type="gramStart"/>
+      <w:r>
+        <w:rPr>
+          <w:b/>
+        </w:rPr>
+        <w:t>xxxxxx</w:t>
+      </w:r>
+      <w:proofErr w:type="spellEnd"/>
+      <w:r>
+        <w:t xml:space="preserve">  </w:t>
+      </w:r>
+      <w:proofErr w:type="spellStart"/>
+      <w:r>
+        <w:t>hatramin’ny</w:t>
+      </w:r>
+      <w:proofErr w:type="spellEnd"/>
+      <w:proofErr w:type="gramEnd"/>
+      <w:r>
+        <w:t xml:space="preserve"> </w:t>
+      </w:r>
+      <w:r>
+        <w:rPr>
+          <w:b/>
+        </w:rPr>
+        <w:fldChar w:fldCharType="begin"/>
+      </w:r>
+      <w:r>
+        <w:rPr>
+          <w:b/>
+        </w:rPr>
+        <w:instrText xml:space="preserve"> MERGEFIELD D_Fin_12_en_lettres </w:instrText>
+      </w:r>
+      <w:r>
+        <w:rPr>
+          <w:b/>
+        </w:rPr>
+        <w:fldChar w:fldCharType="separate"/>
+      </w:r>
+      <w:r>
+        <w:rPr>
+          <w:b/>
+          <w:noProof/>
+        </w:rPr>
+        <w:t>xxxxx</w:t>
+      </w:r>
+      <w:r>
+        <w:rPr>
+          <w:b/>
+        </w:rPr>
+        <w:fldChar w:fldCharType="end"/>
+      </w:r>
+    </w:p>
+    <w:p>
+      <w:r>
+        <w:t>Espérant que vos efforts seront toujours continus,</w:t>
+      </w:r>
+    </w:p>
+    <w:p>
+      <w:pPr>
+        <w:rPr>
+          <w:lang w:val="en-US"/>
+        </w:rPr>
+      </w:pPr>
+      <w:proofErr w:type="spellStart"/>
+      <w:r>
+        <w:rPr>
+          <w:lang w:val="en-US"/>
+        </w:rPr>
+        <w:t>Antenaina</w:t>
+      </w:r>
+      <w:proofErr w:type="spellEnd"/>
+      <w:r>
+        <w:rPr>
+          <w:lang w:val="en-US"/>
+        </w:rPr>
+        <w:t xml:space="preserve"> </w:t>
+      </w:r>
+      <w:proofErr w:type="spellStart"/>
+      <w:r>
+        <w:rPr>
+          <w:lang w:val="en-US"/>
+        </w:rPr>
+        <w:t>ny</w:t>
+      </w:r>
+      <w:proofErr w:type="spellEnd"/>
+      <w:r>
+        <w:rPr>
+          <w:lang w:val="en-US"/>
+        </w:rPr>
+        <w:t xml:space="preserve"> </w:t>
+      </w:r>
+      <w:proofErr w:type="spellStart"/>
+      <w:r>
+        <w:rPr>
+          <w:lang w:val="en-US"/>
+        </w:rPr>
+        <w:t>hitohizan’ny</w:t>
+      </w:r>
+      <w:proofErr w:type="spellEnd"/>
+      <w:r>
+        <w:rPr>
+          <w:lang w:val="en-US"/>
+        </w:rPr>
+        <w:t xml:space="preserve"> </w:t>
+      </w:r>
+      <w:proofErr w:type="spellStart"/>
+      <w:r>
+        <w:rPr>
+          <w:lang w:val="en-US"/>
+        </w:rPr>
+        <w:t>ezaka</w:t>
+      </w:r>
+      <w:proofErr w:type="spellEnd"/>
+      <w:r>
+        <w:rPr>
+          <w:lang w:val="en-US"/>
+        </w:rPr>
+        <w:t xml:space="preserve"> </w:t>
+      </w:r>
+      <w:proofErr w:type="spellStart"/>
+      <w:r>
+        <w:rPr>
+          <w:lang w:val="en-US"/>
+        </w:rPr>
+        <w:t>izay</w:t>
+      </w:r>
+      <w:proofErr w:type="spellEnd"/>
+      <w:r>
+        <w:rPr>
+          <w:lang w:val="en-US"/>
+        </w:rPr>
+        <w:t xml:space="preserve"> </w:t>
+      </w:r>
+      <w:proofErr w:type="spellStart"/>
+      <w:r>
+        <w:rPr>
+          <w:lang w:val="en-US"/>
+        </w:rPr>
+        <w:t>ataonao</w:t>
+      </w:r>
+      <w:proofErr w:type="spellEnd"/>
+      <w:r>
+        <w:rPr>
+          <w:lang w:val="en-US"/>
+        </w:rPr>
+        <w:t xml:space="preserve">. </w:t>
+      </w:r>
+    </w:p>
+    <w:p>
+      <w:r>
+        <w:t>Veuillez agréer nos salutations cordiales.</w:t>
+      </w:r>
+    </w:p>
+    <w:p/>
+    <w:p>
+      <w:pPr>
+        <w:ind w:firstLine="708"/>
+      </w:pPr>
+      <w:r>
+        <w:t xml:space="preserve">L’Employé(e), </w:t>
+      </w:r>
+      <w:r>
+        <w:tab/>
+      </w:r>
+      <w:r>
+        <w:tab/>
+      </w:r>
+      <w:r>
+        <w:tab/>
+      </w:r>
+      <w:r>
+        <w:tab/>
+      </w:r>
+      <w:r>
+        <w:tab/>
+      </w:r>
+      <w:r>
+        <w:tab/>
+      </w:r>
+      <w:r>
+        <w:tab/>
+        <w:t xml:space="preserve">    L’Employeur</w:t>
+      </w:r>
       <w:r>
         <w:tab/>
       </w:r>
     </w:p>
     <w:sectPr>
-      <w:headerReference w:type="even" r:id="rId7"/>
-      <w:headerReference w:type="default" r:id="rId8"/>
+      <w:type w:val="evenPage"/>
       <w:pgSz w:w="11906" w:h="16838"/>
       <w:pgMar w:top="851" w:right="1418" w:bottom="284" w:left="1418" w:header="709" w:footer="709" w:gutter="0"/>
       <w:pgNumType w:start="1"/>
@@ -2571,6 +3119,7 @@
       <w:dataBinding w:prefixMappings="xmlns:ns0='http://schemas.openxmlformats.org/package/2006/metadata/core-properties' xmlns:ns1='http://purl.org/dc/elements/1.1/'" w:xpath="/ns0:coreProperties[1]/ns1:title[1]" w:storeItemID="{6C3C8BC8-F283-45AE-878A-BAB7291924A1}"/>
       <w:text/>
     </w:sdtPr>
+    <w:sdtEndPr/>
     <w:sdtContent>
       <w:p>
         <w:pPr>
@@ -2675,7 +3224,7 @@
                 <wp:extent cx="1487129" cy="762000"/>
                 <wp:effectExtent l="0" t="0" r="0" b="0"/>
                 <wp:wrapNone/>
-                <wp:docPr id="11" name="Image 11"/>
+                <wp:docPr id="1670186575" name="Image 1670186575"/>
                 <wp:cNvGraphicFramePr>
                   <a:graphicFrameLocks xmlns:a="http://schemas.openxmlformats.org/drawingml/2006/main" noChangeAspect="1"/>
                 </wp:cNvGraphicFramePr>
@@ -3392,7 +3941,7 @@
   <w:style w:type="paragraph" w:default="1" w:styleId="Normal">
     <w:name w:val="Normal"/>
     <w:qFormat/>
-    <w:rsid w:val="009303C2"/>
+    <w:rsid w:val="00A57154"/>
     <w:pPr>
       <w:spacing w:after="200" w:line="276" w:lineRule="auto"/>
     </w:pPr>
@@ -3624,7 +4173,9 @@
   <w:rsids>
     <w:rsidRoot w:val="00FF56FA"/>
     <w:rsid w:val="0023143E"/>
+    <w:rsid w:val="00586881"/>
     <w:rsid w:val="00D41788"/>
+    <w:rsid w:val="00D91C5E"/>
     <w:rsid w:val="00FF56FA"/>
   </w:rsids>
   <m:mathPr>
